--- a/docs/BaoCao_QLNT_Nhom9.docx
+++ b/docs/BaoCao_QLNT_Nhom9.docx
@@ -590,8 +590,6 @@
           <w:lang w:val="vi-VN" w:eastAsia="zh-CN"/>
         </w:rPr>
       </w:pPr>
-      <w:bookmarkStart w:id="0" w:name="_GoBack"/>
-      <w:bookmarkEnd w:id="0"/>
     </w:p>
     <w:p>
       <w:pPr>
@@ -745,6 +743,380 @@
         </w:sectPr>
       </w:pPr>
     </w:p>
+    <w:p>
+      <w:pPr>
+        <w:rPr>
+          <w:b/>
+          <w:sz w:val="28"/>
+          <w:szCs w:val="28"/>
+        </w:rPr>
+      </w:pPr>
+      <w:r>
+        <w:rPr>
+          <w:b/>
+          <w:sz w:val="28"/>
+          <w:szCs w:val="28"/>
+        </w:rPr>
+        <w:lastRenderedPageBreak/>
+        <w:t>Bảng phân công nhiệm vụ:</w:t>
+      </w:r>
+    </w:p>
+    <w:p/>
+    <w:tbl>
+      <w:tblPr>
+        <w:tblStyle w:val="TableGrid"/>
+        <w:tblW w:w="0" w:type="auto"/>
+        <w:tblLook w:val="04A0" w:firstRow="1" w:lastRow="0" w:firstColumn="1" w:lastColumn="0" w:noHBand="0" w:noVBand="1"/>
+      </w:tblPr>
+      <w:tblGrid>
+        <w:gridCol w:w="2689"/>
+        <w:gridCol w:w="1417"/>
+        <w:gridCol w:w="5289"/>
+      </w:tblGrid>
+      <w:tr>
+        <w:tc>
+          <w:tcPr>
+            <w:tcW w:w="2689" w:type="dxa"/>
+          </w:tcPr>
+          <w:p>
+            <w:pPr>
+              <w:jc w:val="center"/>
+              <w:rPr>
+                <w:b/>
+              </w:rPr>
+            </w:pPr>
+            <w:r>
+              <w:rPr>
+                <w:b/>
+              </w:rPr>
+              <w:t>Họ và tên sinh viên</w:t>
+            </w:r>
+          </w:p>
+        </w:tc>
+        <w:tc>
+          <w:tcPr>
+            <w:tcW w:w="1417" w:type="dxa"/>
+          </w:tcPr>
+          <w:p>
+            <w:pPr>
+              <w:jc w:val="center"/>
+              <w:rPr>
+                <w:b/>
+              </w:rPr>
+            </w:pPr>
+            <w:r>
+              <w:rPr>
+                <w:b/>
+              </w:rPr>
+              <w:t>MSSV</w:t>
+            </w:r>
+          </w:p>
+        </w:tc>
+        <w:tc>
+          <w:tcPr>
+            <w:tcW w:w="5289" w:type="dxa"/>
+          </w:tcPr>
+          <w:p>
+            <w:pPr>
+              <w:jc w:val="center"/>
+              <w:rPr>
+                <w:b/>
+              </w:rPr>
+            </w:pPr>
+            <w:r>
+              <w:rPr>
+                <w:b/>
+              </w:rPr>
+              <w:t>Nhiệm vụ phụ trách</w:t>
+            </w:r>
+          </w:p>
+        </w:tc>
+      </w:tr>
+      <w:tr>
+        <w:tc>
+          <w:tcPr>
+            <w:tcW w:w="2689" w:type="dxa"/>
+          </w:tcPr>
+          <w:p>
+            <w:r>
+              <w:t>Nguyễn Ngọc Xuân Ánh</w:t>
+            </w:r>
+          </w:p>
+        </w:tc>
+        <w:tc>
+          <w:tcPr>
+            <w:tcW w:w="1417" w:type="dxa"/>
+          </w:tcPr>
+          <w:p>
+            <w:r>
+              <w:t>66130165</w:t>
+            </w:r>
+          </w:p>
+        </w:tc>
+        <w:tc>
+          <w:tcPr>
+            <w:tcW w:w="5289" w:type="dxa"/>
+          </w:tcPr>
+          <w:p>
+            <w:r>
+              <w:t xml:space="preserve">- </w:t>
+            </w:r>
+            <w:r>
+              <w:t xml:space="preserve">Lên </w:t>
+            </w:r>
+            <w:r>
+              <w:t>ý tưởng</w:t>
+            </w:r>
+            <w:r>
+              <w:t xml:space="preserve"> cho chủ đề nhóm</w:t>
+            </w:r>
+            <w:r>
+              <w:t>.</w:t>
+            </w:r>
+          </w:p>
+          <w:p>
+            <w:r>
+              <w:t xml:space="preserve">- </w:t>
+            </w:r>
+            <w:r>
+              <w:t xml:space="preserve">Tạo bảng, thiết </w:t>
+            </w:r>
+            <w:r>
+              <w:t xml:space="preserve">kế cấu trúc database diagram </w:t>
+            </w:r>
+            <w:r>
+              <w:t xml:space="preserve">và </w:t>
+            </w:r>
+            <w:r>
+              <w:t>bổ sung, chỉnh sửa</w:t>
+            </w:r>
+            <w:r>
+              <w:t xml:space="preserve"> dữ liệu mẫu.</w:t>
+            </w:r>
+          </w:p>
+          <w:p>
+            <w:r>
+              <w:t xml:space="preserve">- </w:t>
+            </w:r>
+            <w:r>
+              <w:t xml:space="preserve">Xử lý các câu được phân công: 7 câu Aggregate Functions, 4 câu truy vấn Không/Chưa có (Not In </w:t>
+            </w:r>
+            <w:r>
+              <w:t>và</w:t>
+            </w:r>
+            <w:r>
+              <w:t xml:space="preserve"> Left</w:t>
+            </w:r>
+            <w:r>
+              <w:t>/Right</w:t>
+            </w:r>
+            <w:r>
+              <w:t xml:space="preserve"> Join)</w:t>
+            </w:r>
+            <w:r>
+              <w:t>, 2 câu thủ tục, 2 câu hàm, 1 câu trigger, tạo và phân quyền 1 user</w:t>
+            </w:r>
+            <w:r>
+              <w:t>.</w:t>
+            </w:r>
+          </w:p>
+          <w:p>
+            <w:r>
+              <w:t>- Kiểm tra nội dung của cả nhóm</w:t>
+            </w:r>
+          </w:p>
+          <w:p>
+            <w:r>
+              <w:t xml:space="preserve">- </w:t>
+            </w:r>
+            <w:r>
+              <w:t xml:space="preserve">Tạo </w:t>
+            </w:r>
+            <w:r>
+              <w:t>giao diện ứng dụng Winform kết nối CSDL.</w:t>
+            </w:r>
+          </w:p>
+        </w:tc>
+      </w:tr>
+      <w:tr>
+        <w:tc>
+          <w:tcPr>
+            <w:tcW w:w="2689" w:type="dxa"/>
+          </w:tcPr>
+          <w:p>
+            <w:r>
+              <w:t>Huỳnh Tấn Vũ</w:t>
+            </w:r>
+          </w:p>
+        </w:tc>
+        <w:tc>
+          <w:tcPr>
+            <w:tcW w:w="1417" w:type="dxa"/>
+          </w:tcPr>
+          <w:p>
+            <w:r>
+              <w:t>66134543</w:t>
+            </w:r>
+          </w:p>
+        </w:tc>
+        <w:tc>
+          <w:tcPr>
+            <w:tcW w:w="5289" w:type="dxa"/>
+          </w:tcPr>
+          <w:p>
+            <w:r>
+              <w:t xml:space="preserve">- Kiểm tra database diagram và </w:t>
+            </w:r>
+            <w:r>
+              <w:t>bổ sung, chỉnh sửa</w:t>
+            </w:r>
+            <w:r>
+              <w:t xml:space="preserve"> dữ liệu mẫu.</w:t>
+            </w:r>
+            <w:bookmarkStart w:id="0" w:name="_GoBack"/>
+            <w:bookmarkEnd w:id="0"/>
+          </w:p>
+          <w:p>
+            <w:r>
+              <w:t xml:space="preserve">- </w:t>
+            </w:r>
+            <w:r>
+              <w:t xml:space="preserve">Viết mã nguồn SQL để khởi tạo cấu trúc Cơ sở dữ liệu và các ràng </w:t>
+            </w:r>
+            <w:r>
+              <w:t>buộc.</w:t>
+            </w:r>
+          </w:p>
+          <w:p>
+            <w:r>
+              <w:t xml:space="preserve">- </w:t>
+            </w:r>
+            <w:r>
+              <w:t>Xử lý các câu được phân công</w:t>
+            </w:r>
+            <w:r>
+              <w:t xml:space="preserve">: 4 câu truy vấn lớn nhất/nhỏ nhất, 3 câu truy vấn hợp/giao/trừ, 2 câu thủ tục, 2 câu hàm, 1 câu trigger, tạo và phân quyền </w:t>
+            </w:r>
+            <w:r>
+              <w:t>2</w:t>
+            </w:r>
+            <w:r>
+              <w:t xml:space="preserve"> user.</w:t>
+            </w:r>
+          </w:p>
+          <w:p>
+            <w:r>
+              <w:t xml:space="preserve">- </w:t>
+            </w:r>
+            <w:r>
+              <w:t>Kiểm tra và t</w:t>
+            </w:r>
+            <w:r>
+              <w:t xml:space="preserve">ổng </w:t>
+            </w:r>
+            <w:r>
+              <w:t xml:space="preserve">kết file </w:t>
+            </w:r>
+            <w:r>
+              <w:t>SQL hoàn thiện của cả nhóm.</w:t>
+            </w:r>
+          </w:p>
+        </w:tc>
+      </w:tr>
+      <w:tr>
+        <w:tc>
+          <w:tcPr>
+            <w:tcW w:w="2689" w:type="dxa"/>
+          </w:tcPr>
+          <w:p>
+            <w:r>
+              <w:t>Võ Trần Gia Hưng</w:t>
+            </w:r>
+          </w:p>
+        </w:tc>
+        <w:tc>
+          <w:tcPr>
+            <w:tcW w:w="1417" w:type="dxa"/>
+          </w:tcPr>
+          <w:p>
+            <w:r>
+              <w:t>66131266</w:t>
+            </w:r>
+          </w:p>
+        </w:tc>
+        <w:tc>
+          <w:tcPr>
+            <w:tcW w:w="5289" w:type="dxa"/>
+          </w:tcPr>
+          <w:p>
+            <w:r>
+              <w:t xml:space="preserve">- Thiết kế cấu trúc database diagram và </w:t>
+            </w:r>
+            <w:r>
+              <w:t>chịu trách nhiệm nhập</w:t>
+            </w:r>
+            <w:r>
+              <w:t xml:space="preserve"> dữ liệu mẫu.</w:t>
+            </w:r>
+          </w:p>
+          <w:p>
+            <w:r>
+              <w:t>- Viết mã nguồn SQL để nhập dữ liệu cho Cơ sở dữ liệu.</w:t>
+            </w:r>
+          </w:p>
+          <w:p>
+            <w:r>
+              <w:t>- Xử l</w:t>
+            </w:r>
+            <w:r>
+              <w:t>ý các câu được phân công: 5 câu truy vấn với having, 4 câu truy vấn phép chia, 1 câu thủ tục, 2 câu hàm, 2 câu trigger, tạo và phân quyền 1 user.</w:t>
+            </w:r>
+          </w:p>
+          <w:p>
+            <w:r>
+              <w:t>- Kiểm tra nội dung của cả nhóm.</w:t>
+            </w:r>
+          </w:p>
+          <w:p>
+            <w:r>
+              <w:t>- Viết báo cáo.</w:t>
+            </w:r>
+          </w:p>
+        </w:tc>
+      </w:tr>
+      <w:tr>
+        <w:tc>
+          <w:tcPr>
+            <w:tcW w:w="2689" w:type="dxa"/>
+          </w:tcPr>
+          <w:p>
+            <w:r>
+              <w:t>Bùi Huỳnh Anh Kiệt</w:t>
+            </w:r>
+          </w:p>
+        </w:tc>
+        <w:tc>
+          <w:tcPr>
+            <w:tcW w:w="1417" w:type="dxa"/>
+          </w:tcPr>
+          <w:p>
+            <w:r>
+              <w:t>66131655</w:t>
+            </w:r>
+          </w:p>
+        </w:tc>
+        <w:tc>
+          <w:tcPr>
+            <w:tcW w:w="5289" w:type="dxa"/>
+          </w:tcPr>
+          <w:p>
+            <w:r>
+              <w:t>- Xử lý các câu đuợc phân công: 5 câu truy vấn đơn giản, 7 câu truy vấn update/delete, 2 câu thủ tục, 2 câu hàm, 1 câu trigger, tạo và phân quyền 1 user.</w:t>
+            </w:r>
+          </w:p>
+        </w:tc>
+      </w:tr>
+    </w:tbl>
     <w:p/>
     <w:sectPr>
       <w:pgSz w:w="12240" w:h="15840"/>
@@ -759,6 +1131,268 @@
 <file path=word/numbering.xml><?xml version="1.0" encoding="utf-8"?>
 <w:numbering xmlns:wpc="http://schemas.microsoft.com/office/word/2010/wordprocessingCanvas" xmlns:cx="http://schemas.microsoft.com/office/drawing/2014/chartex" xmlns:cx1="http://schemas.microsoft.com/office/drawing/2015/9/8/chartex" xmlns:cx2="http://schemas.microsoft.com/office/drawing/2015/10/21/chartex" xmlns:cx3="http://schemas.microsoft.com/office/drawing/2016/5/9/chartex" xmlns:cx4="http://schemas.microsoft.com/office/drawing/2016/5/10/chartex" xmlns:cx5="http://schemas.microsoft.com/office/drawing/2016/5/11/chartex" xmlns:cx6="http://schemas.microsoft.com/office/drawing/2016/5/12/chartex" xmlns:cx7="http://schemas.microsoft.com/office/drawing/2016/5/13/chartex" xmlns:cx8="http://schemas.microsoft.com/office/drawing/2016/5/14/chartex" xmlns:mc="http://schemas.openxmlformats.org/markup-compatibility/2006" xmlns:aink="http://schemas.microsoft.com/office/drawing/2016/ink" xmlns:am3d="http://schemas.microsoft.com/office/drawing/2017/model3d" xmlns:o="urn:schemas-microsoft-com:office:office" xmlns:r="http://schemas.openxmlformats.org/officeDocument/2006/relationships" xmlns:m="http://schemas.openxmlformats.org/officeDocument/2006/math" xmlns:v="urn:schemas-microsoft-com:vml" xmlns:wp14="http://schemas.microsoft.com/office/word/2010/wordprocessingDrawing" xmlns:wp="http://schemas.openxmlformats.org/drawingml/2006/wordprocessingDrawing" xmlns:w10="urn:schemas-microsoft-com:office:word" xmlns:w="http://schemas.openxmlformats.org/wordprocessingml/2006/main" xmlns:w14="http://schemas.microsoft.com/office/word/2010/wordml" xmlns:w15="http://schemas.microsoft.com/office/word/2012/wordml" xmlns:w16cid="http://schemas.microsoft.com/office/word/2016/wordml/cid" xmlns:w16se="http://schemas.microsoft.com/office/word/2015/wordml/symex" xmlns:wpg="http://schemas.microsoft.com/office/word/2010/wordprocessingGroup" xmlns:wpi="http://schemas.microsoft.com/office/word/2010/wordprocessingInk" xmlns:wne="http://schemas.microsoft.com/office/word/2006/wordml" xmlns:wps="http://schemas.microsoft.com/office/word/2010/wordprocessingShape" mc:Ignorable="w14 w15 w16se w16cid wp14">
   <w:abstractNum w:abstractNumId="0" w15:restartNumberingAfterBreak="0">
+    <w:nsid w:val="00197AB3"/>
+    <w:multiLevelType w:val="hybridMultilevel"/>
+    <w:tmpl w:val="9D96F2F0"/>
+    <w:lvl w:ilvl="0" w:tplc="529A3034">
+      <w:start w:val="1"/>
+      <w:numFmt w:val="bullet"/>
+      <w:lvlText w:val="-"/>
+      <w:lvlJc w:val="left"/>
+      <w:pPr>
+        <w:ind w:left="720" w:hanging="360"/>
+      </w:pPr>
+      <w:rPr>
+        <w:rFonts w:ascii="Times New Roman" w:eastAsia="Times New Roman" w:hAnsi="Times New Roman" w:cs="Times New Roman" w:hint="default"/>
+      </w:rPr>
+    </w:lvl>
+    <w:lvl w:ilvl="1" w:tplc="04090003" w:tentative="1">
+      <w:start w:val="1"/>
+      <w:numFmt w:val="bullet"/>
+      <w:lvlText w:val="o"/>
+      <w:lvlJc w:val="left"/>
+      <w:pPr>
+        <w:ind w:left="1440" w:hanging="360"/>
+      </w:pPr>
+      <w:rPr>
+        <w:rFonts w:ascii="Courier New" w:hAnsi="Courier New" w:cs="Courier New" w:hint="default"/>
+      </w:rPr>
+    </w:lvl>
+    <w:lvl w:ilvl="2" w:tplc="04090005" w:tentative="1">
+      <w:start w:val="1"/>
+      <w:numFmt w:val="bullet"/>
+      <w:lvlText w:val=""/>
+      <w:lvlJc w:val="left"/>
+      <w:pPr>
+        <w:ind w:left="2160" w:hanging="360"/>
+      </w:pPr>
+      <w:rPr>
+        <w:rFonts w:ascii="Wingdings" w:hAnsi="Wingdings" w:hint="default"/>
+      </w:rPr>
+    </w:lvl>
+    <w:lvl w:ilvl="3" w:tplc="04090001" w:tentative="1">
+      <w:start w:val="1"/>
+      <w:numFmt w:val="bullet"/>
+      <w:lvlText w:val=""/>
+      <w:lvlJc w:val="left"/>
+      <w:pPr>
+        <w:ind w:left="2880" w:hanging="360"/>
+      </w:pPr>
+      <w:rPr>
+        <w:rFonts w:ascii="Symbol" w:hAnsi="Symbol" w:hint="default"/>
+      </w:rPr>
+    </w:lvl>
+    <w:lvl w:ilvl="4" w:tplc="04090003" w:tentative="1">
+      <w:start w:val="1"/>
+      <w:numFmt w:val="bullet"/>
+      <w:lvlText w:val="o"/>
+      <w:lvlJc w:val="left"/>
+      <w:pPr>
+        <w:ind w:left="3600" w:hanging="360"/>
+      </w:pPr>
+      <w:rPr>
+        <w:rFonts w:ascii="Courier New" w:hAnsi="Courier New" w:cs="Courier New" w:hint="default"/>
+      </w:rPr>
+    </w:lvl>
+    <w:lvl w:ilvl="5" w:tplc="04090005" w:tentative="1">
+      <w:start w:val="1"/>
+      <w:numFmt w:val="bullet"/>
+      <w:lvlText w:val=""/>
+      <w:lvlJc w:val="left"/>
+      <w:pPr>
+        <w:ind w:left="4320" w:hanging="360"/>
+      </w:pPr>
+      <w:rPr>
+        <w:rFonts w:ascii="Wingdings" w:hAnsi="Wingdings" w:hint="default"/>
+      </w:rPr>
+    </w:lvl>
+    <w:lvl w:ilvl="6" w:tplc="04090001" w:tentative="1">
+      <w:start w:val="1"/>
+      <w:numFmt w:val="bullet"/>
+      <w:lvlText w:val=""/>
+      <w:lvlJc w:val="left"/>
+      <w:pPr>
+        <w:ind w:left="5040" w:hanging="360"/>
+      </w:pPr>
+      <w:rPr>
+        <w:rFonts w:ascii="Symbol" w:hAnsi="Symbol" w:hint="default"/>
+      </w:rPr>
+    </w:lvl>
+    <w:lvl w:ilvl="7" w:tplc="04090003" w:tentative="1">
+      <w:start w:val="1"/>
+      <w:numFmt w:val="bullet"/>
+      <w:lvlText w:val="o"/>
+      <w:lvlJc w:val="left"/>
+      <w:pPr>
+        <w:ind w:left="5760" w:hanging="360"/>
+      </w:pPr>
+      <w:rPr>
+        <w:rFonts w:ascii="Courier New" w:hAnsi="Courier New" w:cs="Courier New" w:hint="default"/>
+      </w:rPr>
+    </w:lvl>
+    <w:lvl w:ilvl="8" w:tplc="04090005" w:tentative="1">
+      <w:start w:val="1"/>
+      <w:numFmt w:val="bullet"/>
+      <w:lvlText w:val=""/>
+      <w:lvlJc w:val="left"/>
+      <w:pPr>
+        <w:ind w:left="6480" w:hanging="360"/>
+      </w:pPr>
+      <w:rPr>
+        <w:rFonts w:ascii="Wingdings" w:hAnsi="Wingdings" w:hint="default"/>
+      </w:rPr>
+    </w:lvl>
+  </w:abstractNum>
+  <w:abstractNum w:abstractNumId="1" w15:restartNumberingAfterBreak="0">
+    <w:nsid w:val="0CF66898"/>
+    <w:multiLevelType w:val="multilevel"/>
+    <w:tmpl w:val="A274C630"/>
+    <w:lvl w:ilvl="0">
+      <w:start w:val="1"/>
+      <w:numFmt w:val="bullet"/>
+      <w:lvlText w:val=""/>
+      <w:lvlJc w:val="left"/>
+      <w:pPr>
+        <w:tabs>
+          <w:tab w:val="num" w:pos="720"/>
+        </w:tabs>
+        <w:ind w:left="720" w:hanging="360"/>
+      </w:pPr>
+      <w:rPr>
+        <w:rFonts w:ascii="Symbol" w:hAnsi="Symbol" w:hint="default"/>
+        <w:sz w:val="20"/>
+      </w:rPr>
+    </w:lvl>
+    <w:lvl w:ilvl="1">
+      <w:start w:val="1"/>
+      <w:numFmt w:val="bullet"/>
+      <w:lvlText w:val="o"/>
+      <w:lvlJc w:val="left"/>
+      <w:pPr>
+        <w:tabs>
+          <w:tab w:val="num" w:pos="1440"/>
+        </w:tabs>
+        <w:ind w:left="1440" w:hanging="360"/>
+      </w:pPr>
+      <w:rPr>
+        <w:rFonts w:ascii="Courier New" w:hAnsi="Courier New" w:hint="default"/>
+        <w:sz w:val="20"/>
+      </w:rPr>
+    </w:lvl>
+    <w:lvl w:ilvl="2" w:tentative="1">
+      <w:start w:val="1"/>
+      <w:numFmt w:val="bullet"/>
+      <w:lvlText w:val=""/>
+      <w:lvlJc w:val="left"/>
+      <w:pPr>
+        <w:tabs>
+          <w:tab w:val="num" w:pos="2160"/>
+        </w:tabs>
+        <w:ind w:left="2160" w:hanging="360"/>
+      </w:pPr>
+      <w:rPr>
+        <w:rFonts w:ascii="Wingdings" w:hAnsi="Wingdings" w:hint="default"/>
+        <w:sz w:val="20"/>
+      </w:rPr>
+    </w:lvl>
+    <w:lvl w:ilvl="3" w:tentative="1">
+      <w:start w:val="1"/>
+      <w:numFmt w:val="bullet"/>
+      <w:lvlText w:val=""/>
+      <w:lvlJc w:val="left"/>
+      <w:pPr>
+        <w:tabs>
+          <w:tab w:val="num" w:pos="2880"/>
+        </w:tabs>
+        <w:ind w:left="2880" w:hanging="360"/>
+      </w:pPr>
+      <w:rPr>
+        <w:rFonts w:ascii="Wingdings" w:hAnsi="Wingdings" w:hint="default"/>
+        <w:sz w:val="20"/>
+      </w:rPr>
+    </w:lvl>
+    <w:lvl w:ilvl="4" w:tentative="1">
+      <w:start w:val="1"/>
+      <w:numFmt w:val="bullet"/>
+      <w:lvlText w:val=""/>
+      <w:lvlJc w:val="left"/>
+      <w:pPr>
+        <w:tabs>
+          <w:tab w:val="num" w:pos="3600"/>
+        </w:tabs>
+        <w:ind w:left="3600" w:hanging="360"/>
+      </w:pPr>
+      <w:rPr>
+        <w:rFonts w:ascii="Wingdings" w:hAnsi="Wingdings" w:hint="default"/>
+        <w:sz w:val="20"/>
+      </w:rPr>
+    </w:lvl>
+    <w:lvl w:ilvl="5" w:tentative="1">
+      <w:start w:val="1"/>
+      <w:numFmt w:val="bullet"/>
+      <w:lvlText w:val=""/>
+      <w:lvlJc w:val="left"/>
+      <w:pPr>
+        <w:tabs>
+          <w:tab w:val="num" w:pos="4320"/>
+        </w:tabs>
+        <w:ind w:left="4320" w:hanging="360"/>
+      </w:pPr>
+      <w:rPr>
+        <w:rFonts w:ascii="Wingdings" w:hAnsi="Wingdings" w:hint="default"/>
+        <w:sz w:val="20"/>
+      </w:rPr>
+    </w:lvl>
+    <w:lvl w:ilvl="6" w:tentative="1">
+      <w:start w:val="1"/>
+      <w:numFmt w:val="bullet"/>
+      <w:lvlText w:val=""/>
+      <w:lvlJc w:val="left"/>
+      <w:pPr>
+        <w:tabs>
+          <w:tab w:val="num" w:pos="5040"/>
+        </w:tabs>
+        <w:ind w:left="5040" w:hanging="360"/>
+      </w:pPr>
+      <w:rPr>
+        <w:rFonts w:ascii="Wingdings" w:hAnsi="Wingdings" w:hint="default"/>
+        <w:sz w:val="20"/>
+      </w:rPr>
+    </w:lvl>
+    <w:lvl w:ilvl="7" w:tentative="1">
+      <w:start w:val="1"/>
+      <w:numFmt w:val="bullet"/>
+      <w:lvlText w:val=""/>
+      <w:lvlJc w:val="left"/>
+      <w:pPr>
+        <w:tabs>
+          <w:tab w:val="num" w:pos="5760"/>
+        </w:tabs>
+        <w:ind w:left="5760" w:hanging="360"/>
+      </w:pPr>
+      <w:rPr>
+        <w:rFonts w:ascii="Wingdings" w:hAnsi="Wingdings" w:hint="default"/>
+        <w:sz w:val="20"/>
+      </w:rPr>
+    </w:lvl>
+    <w:lvl w:ilvl="8" w:tentative="1">
+      <w:start w:val="1"/>
+      <w:numFmt w:val="bullet"/>
+      <w:lvlText w:val=""/>
+      <w:lvlJc w:val="left"/>
+      <w:pPr>
+        <w:tabs>
+          <w:tab w:val="num" w:pos="6480"/>
+        </w:tabs>
+        <w:ind w:left="6480" w:hanging="360"/>
+      </w:pPr>
+      <w:rPr>
+        <w:rFonts w:ascii="Wingdings" w:hAnsi="Wingdings" w:hint="default"/>
+        <w:sz w:val="20"/>
+      </w:rPr>
+    </w:lvl>
+  </w:abstractNum>
+  <w:abstractNum w:abstractNumId="2" w15:restartNumberingAfterBreak="0">
     <w:nsid w:val="150514D6"/>
     <w:multiLevelType w:val="hybridMultilevel"/>
     <w:tmpl w:val="98D25EF6"/>
@@ -847,8 +1481,595 @@
       </w:pPr>
     </w:lvl>
   </w:abstractNum>
+  <w:abstractNum w:abstractNumId="3" w15:restartNumberingAfterBreak="0">
+    <w:nsid w:val="1C5225E4"/>
+    <w:multiLevelType w:val="hybridMultilevel"/>
+    <w:tmpl w:val="E1DAFD86"/>
+    <w:lvl w:ilvl="0" w:tplc="17067E4E">
+      <w:start w:val="1"/>
+      <w:numFmt w:val="bullet"/>
+      <w:lvlText w:val="-"/>
+      <w:lvlJc w:val="left"/>
+      <w:pPr>
+        <w:ind w:left="720" w:hanging="360"/>
+      </w:pPr>
+      <w:rPr>
+        <w:rFonts w:ascii="Times New Roman" w:eastAsia="Times New Roman" w:hAnsi="Times New Roman" w:cs="Times New Roman" w:hint="default"/>
+      </w:rPr>
+    </w:lvl>
+    <w:lvl w:ilvl="1" w:tplc="04090003" w:tentative="1">
+      <w:start w:val="1"/>
+      <w:numFmt w:val="bullet"/>
+      <w:lvlText w:val="o"/>
+      <w:lvlJc w:val="left"/>
+      <w:pPr>
+        <w:ind w:left="1440" w:hanging="360"/>
+      </w:pPr>
+      <w:rPr>
+        <w:rFonts w:ascii="Courier New" w:hAnsi="Courier New" w:cs="Courier New" w:hint="default"/>
+      </w:rPr>
+    </w:lvl>
+    <w:lvl w:ilvl="2" w:tplc="04090005" w:tentative="1">
+      <w:start w:val="1"/>
+      <w:numFmt w:val="bullet"/>
+      <w:lvlText w:val=""/>
+      <w:lvlJc w:val="left"/>
+      <w:pPr>
+        <w:ind w:left="2160" w:hanging="360"/>
+      </w:pPr>
+      <w:rPr>
+        <w:rFonts w:ascii="Wingdings" w:hAnsi="Wingdings" w:hint="default"/>
+      </w:rPr>
+    </w:lvl>
+    <w:lvl w:ilvl="3" w:tplc="04090001" w:tentative="1">
+      <w:start w:val="1"/>
+      <w:numFmt w:val="bullet"/>
+      <w:lvlText w:val=""/>
+      <w:lvlJc w:val="left"/>
+      <w:pPr>
+        <w:ind w:left="2880" w:hanging="360"/>
+      </w:pPr>
+      <w:rPr>
+        <w:rFonts w:ascii="Symbol" w:hAnsi="Symbol" w:hint="default"/>
+      </w:rPr>
+    </w:lvl>
+    <w:lvl w:ilvl="4" w:tplc="04090003" w:tentative="1">
+      <w:start w:val="1"/>
+      <w:numFmt w:val="bullet"/>
+      <w:lvlText w:val="o"/>
+      <w:lvlJc w:val="left"/>
+      <w:pPr>
+        <w:ind w:left="3600" w:hanging="360"/>
+      </w:pPr>
+      <w:rPr>
+        <w:rFonts w:ascii="Courier New" w:hAnsi="Courier New" w:cs="Courier New" w:hint="default"/>
+      </w:rPr>
+    </w:lvl>
+    <w:lvl w:ilvl="5" w:tplc="04090005" w:tentative="1">
+      <w:start w:val="1"/>
+      <w:numFmt w:val="bullet"/>
+      <w:lvlText w:val=""/>
+      <w:lvlJc w:val="left"/>
+      <w:pPr>
+        <w:ind w:left="4320" w:hanging="360"/>
+      </w:pPr>
+      <w:rPr>
+        <w:rFonts w:ascii="Wingdings" w:hAnsi="Wingdings" w:hint="default"/>
+      </w:rPr>
+    </w:lvl>
+    <w:lvl w:ilvl="6" w:tplc="04090001" w:tentative="1">
+      <w:start w:val="1"/>
+      <w:numFmt w:val="bullet"/>
+      <w:lvlText w:val=""/>
+      <w:lvlJc w:val="left"/>
+      <w:pPr>
+        <w:ind w:left="5040" w:hanging="360"/>
+      </w:pPr>
+      <w:rPr>
+        <w:rFonts w:ascii="Symbol" w:hAnsi="Symbol" w:hint="default"/>
+      </w:rPr>
+    </w:lvl>
+    <w:lvl w:ilvl="7" w:tplc="04090003" w:tentative="1">
+      <w:start w:val="1"/>
+      <w:numFmt w:val="bullet"/>
+      <w:lvlText w:val="o"/>
+      <w:lvlJc w:val="left"/>
+      <w:pPr>
+        <w:ind w:left="5760" w:hanging="360"/>
+      </w:pPr>
+      <w:rPr>
+        <w:rFonts w:ascii="Courier New" w:hAnsi="Courier New" w:cs="Courier New" w:hint="default"/>
+      </w:rPr>
+    </w:lvl>
+    <w:lvl w:ilvl="8" w:tplc="04090005" w:tentative="1">
+      <w:start w:val="1"/>
+      <w:numFmt w:val="bullet"/>
+      <w:lvlText w:val=""/>
+      <w:lvlJc w:val="left"/>
+      <w:pPr>
+        <w:ind w:left="6480" w:hanging="360"/>
+      </w:pPr>
+      <w:rPr>
+        <w:rFonts w:ascii="Wingdings" w:hAnsi="Wingdings" w:hint="default"/>
+      </w:rPr>
+    </w:lvl>
+  </w:abstractNum>
+  <w:abstractNum w:abstractNumId="4" w15:restartNumberingAfterBreak="0">
+    <w:nsid w:val="21AB4B1D"/>
+    <w:multiLevelType w:val="hybridMultilevel"/>
+    <w:tmpl w:val="F4502D68"/>
+    <w:lvl w:ilvl="0" w:tplc="D7B86FA2">
+      <w:start w:val="1"/>
+      <w:numFmt w:val="bullet"/>
+      <w:lvlText w:val="-"/>
+      <w:lvlJc w:val="left"/>
+      <w:pPr>
+        <w:ind w:left="720" w:hanging="360"/>
+      </w:pPr>
+      <w:rPr>
+        <w:rFonts w:ascii="Times New Roman" w:eastAsia="Times New Roman" w:hAnsi="Times New Roman" w:cs="Times New Roman" w:hint="default"/>
+      </w:rPr>
+    </w:lvl>
+    <w:lvl w:ilvl="1" w:tplc="04090003" w:tentative="1">
+      <w:start w:val="1"/>
+      <w:numFmt w:val="bullet"/>
+      <w:lvlText w:val="o"/>
+      <w:lvlJc w:val="left"/>
+      <w:pPr>
+        <w:ind w:left="1440" w:hanging="360"/>
+      </w:pPr>
+      <w:rPr>
+        <w:rFonts w:ascii="Courier New" w:hAnsi="Courier New" w:cs="Courier New" w:hint="default"/>
+      </w:rPr>
+    </w:lvl>
+    <w:lvl w:ilvl="2" w:tplc="04090005" w:tentative="1">
+      <w:start w:val="1"/>
+      <w:numFmt w:val="bullet"/>
+      <w:lvlText w:val=""/>
+      <w:lvlJc w:val="left"/>
+      <w:pPr>
+        <w:ind w:left="2160" w:hanging="360"/>
+      </w:pPr>
+      <w:rPr>
+        <w:rFonts w:ascii="Wingdings" w:hAnsi="Wingdings" w:hint="default"/>
+      </w:rPr>
+    </w:lvl>
+    <w:lvl w:ilvl="3" w:tplc="04090001" w:tentative="1">
+      <w:start w:val="1"/>
+      <w:numFmt w:val="bullet"/>
+      <w:lvlText w:val=""/>
+      <w:lvlJc w:val="left"/>
+      <w:pPr>
+        <w:ind w:left="2880" w:hanging="360"/>
+      </w:pPr>
+      <w:rPr>
+        <w:rFonts w:ascii="Symbol" w:hAnsi="Symbol" w:hint="default"/>
+      </w:rPr>
+    </w:lvl>
+    <w:lvl w:ilvl="4" w:tplc="04090003" w:tentative="1">
+      <w:start w:val="1"/>
+      <w:numFmt w:val="bullet"/>
+      <w:lvlText w:val="o"/>
+      <w:lvlJc w:val="left"/>
+      <w:pPr>
+        <w:ind w:left="3600" w:hanging="360"/>
+      </w:pPr>
+      <w:rPr>
+        <w:rFonts w:ascii="Courier New" w:hAnsi="Courier New" w:cs="Courier New" w:hint="default"/>
+      </w:rPr>
+    </w:lvl>
+    <w:lvl w:ilvl="5" w:tplc="04090005" w:tentative="1">
+      <w:start w:val="1"/>
+      <w:numFmt w:val="bullet"/>
+      <w:lvlText w:val=""/>
+      <w:lvlJc w:val="left"/>
+      <w:pPr>
+        <w:ind w:left="4320" w:hanging="360"/>
+      </w:pPr>
+      <w:rPr>
+        <w:rFonts w:ascii="Wingdings" w:hAnsi="Wingdings" w:hint="default"/>
+      </w:rPr>
+    </w:lvl>
+    <w:lvl w:ilvl="6" w:tplc="04090001" w:tentative="1">
+      <w:start w:val="1"/>
+      <w:numFmt w:val="bullet"/>
+      <w:lvlText w:val=""/>
+      <w:lvlJc w:val="left"/>
+      <w:pPr>
+        <w:ind w:left="5040" w:hanging="360"/>
+      </w:pPr>
+      <w:rPr>
+        <w:rFonts w:ascii="Symbol" w:hAnsi="Symbol" w:hint="default"/>
+      </w:rPr>
+    </w:lvl>
+    <w:lvl w:ilvl="7" w:tplc="04090003" w:tentative="1">
+      <w:start w:val="1"/>
+      <w:numFmt w:val="bullet"/>
+      <w:lvlText w:val="o"/>
+      <w:lvlJc w:val="left"/>
+      <w:pPr>
+        <w:ind w:left="5760" w:hanging="360"/>
+      </w:pPr>
+      <w:rPr>
+        <w:rFonts w:ascii="Courier New" w:hAnsi="Courier New" w:cs="Courier New" w:hint="default"/>
+      </w:rPr>
+    </w:lvl>
+    <w:lvl w:ilvl="8" w:tplc="04090005" w:tentative="1">
+      <w:start w:val="1"/>
+      <w:numFmt w:val="bullet"/>
+      <w:lvlText w:val=""/>
+      <w:lvlJc w:val="left"/>
+      <w:pPr>
+        <w:ind w:left="6480" w:hanging="360"/>
+      </w:pPr>
+      <w:rPr>
+        <w:rFonts w:ascii="Wingdings" w:hAnsi="Wingdings" w:hint="default"/>
+      </w:rPr>
+    </w:lvl>
+  </w:abstractNum>
+  <w:abstractNum w:abstractNumId="5" w15:restartNumberingAfterBreak="0">
+    <w:nsid w:val="25B5408D"/>
+    <w:multiLevelType w:val="hybridMultilevel"/>
+    <w:tmpl w:val="C424356A"/>
+    <w:lvl w:ilvl="0" w:tplc="8204420A">
+      <w:start w:val="1"/>
+      <w:numFmt w:val="bullet"/>
+      <w:lvlText w:val="-"/>
+      <w:lvlJc w:val="left"/>
+      <w:pPr>
+        <w:ind w:left="720" w:hanging="360"/>
+      </w:pPr>
+      <w:rPr>
+        <w:rFonts w:ascii="Times New Roman" w:eastAsia="Times New Roman" w:hAnsi="Times New Roman" w:cs="Times New Roman" w:hint="default"/>
+      </w:rPr>
+    </w:lvl>
+    <w:lvl w:ilvl="1" w:tplc="04090003" w:tentative="1">
+      <w:start w:val="1"/>
+      <w:numFmt w:val="bullet"/>
+      <w:lvlText w:val="o"/>
+      <w:lvlJc w:val="left"/>
+      <w:pPr>
+        <w:ind w:left="1440" w:hanging="360"/>
+      </w:pPr>
+      <w:rPr>
+        <w:rFonts w:ascii="Courier New" w:hAnsi="Courier New" w:cs="Courier New" w:hint="default"/>
+      </w:rPr>
+    </w:lvl>
+    <w:lvl w:ilvl="2" w:tplc="04090005" w:tentative="1">
+      <w:start w:val="1"/>
+      <w:numFmt w:val="bullet"/>
+      <w:lvlText w:val=""/>
+      <w:lvlJc w:val="left"/>
+      <w:pPr>
+        <w:ind w:left="2160" w:hanging="360"/>
+      </w:pPr>
+      <w:rPr>
+        <w:rFonts w:ascii="Wingdings" w:hAnsi="Wingdings" w:hint="default"/>
+      </w:rPr>
+    </w:lvl>
+    <w:lvl w:ilvl="3" w:tplc="04090001" w:tentative="1">
+      <w:start w:val="1"/>
+      <w:numFmt w:val="bullet"/>
+      <w:lvlText w:val=""/>
+      <w:lvlJc w:val="left"/>
+      <w:pPr>
+        <w:ind w:left="2880" w:hanging="360"/>
+      </w:pPr>
+      <w:rPr>
+        <w:rFonts w:ascii="Symbol" w:hAnsi="Symbol" w:hint="default"/>
+      </w:rPr>
+    </w:lvl>
+    <w:lvl w:ilvl="4" w:tplc="04090003" w:tentative="1">
+      <w:start w:val="1"/>
+      <w:numFmt w:val="bullet"/>
+      <w:lvlText w:val="o"/>
+      <w:lvlJc w:val="left"/>
+      <w:pPr>
+        <w:ind w:left="3600" w:hanging="360"/>
+      </w:pPr>
+      <w:rPr>
+        <w:rFonts w:ascii="Courier New" w:hAnsi="Courier New" w:cs="Courier New" w:hint="default"/>
+      </w:rPr>
+    </w:lvl>
+    <w:lvl w:ilvl="5" w:tplc="04090005" w:tentative="1">
+      <w:start w:val="1"/>
+      <w:numFmt w:val="bullet"/>
+      <w:lvlText w:val=""/>
+      <w:lvlJc w:val="left"/>
+      <w:pPr>
+        <w:ind w:left="4320" w:hanging="360"/>
+      </w:pPr>
+      <w:rPr>
+        <w:rFonts w:ascii="Wingdings" w:hAnsi="Wingdings" w:hint="default"/>
+      </w:rPr>
+    </w:lvl>
+    <w:lvl w:ilvl="6" w:tplc="04090001" w:tentative="1">
+      <w:start w:val="1"/>
+      <w:numFmt w:val="bullet"/>
+      <w:lvlText w:val=""/>
+      <w:lvlJc w:val="left"/>
+      <w:pPr>
+        <w:ind w:left="5040" w:hanging="360"/>
+      </w:pPr>
+      <w:rPr>
+        <w:rFonts w:ascii="Symbol" w:hAnsi="Symbol" w:hint="default"/>
+      </w:rPr>
+    </w:lvl>
+    <w:lvl w:ilvl="7" w:tplc="04090003" w:tentative="1">
+      <w:start w:val="1"/>
+      <w:numFmt w:val="bullet"/>
+      <w:lvlText w:val="o"/>
+      <w:lvlJc w:val="left"/>
+      <w:pPr>
+        <w:ind w:left="5760" w:hanging="360"/>
+      </w:pPr>
+      <w:rPr>
+        <w:rFonts w:ascii="Courier New" w:hAnsi="Courier New" w:cs="Courier New" w:hint="default"/>
+      </w:rPr>
+    </w:lvl>
+    <w:lvl w:ilvl="8" w:tplc="04090005" w:tentative="1">
+      <w:start w:val="1"/>
+      <w:numFmt w:val="bullet"/>
+      <w:lvlText w:val=""/>
+      <w:lvlJc w:val="left"/>
+      <w:pPr>
+        <w:ind w:left="6480" w:hanging="360"/>
+      </w:pPr>
+      <w:rPr>
+        <w:rFonts w:ascii="Wingdings" w:hAnsi="Wingdings" w:hint="default"/>
+      </w:rPr>
+    </w:lvl>
+  </w:abstractNum>
+  <w:abstractNum w:abstractNumId="6" w15:restartNumberingAfterBreak="0">
+    <w:nsid w:val="3D7A2799"/>
+    <w:multiLevelType w:val="hybridMultilevel"/>
+    <w:tmpl w:val="B65C80F2"/>
+    <w:lvl w:ilvl="0" w:tplc="8CFE6BA2">
+      <w:start w:val="1"/>
+      <w:numFmt w:val="bullet"/>
+      <w:lvlText w:val="-"/>
+      <w:lvlJc w:val="left"/>
+      <w:pPr>
+        <w:ind w:left="720" w:hanging="360"/>
+      </w:pPr>
+      <w:rPr>
+        <w:rFonts w:ascii="Times New Roman" w:eastAsia="Times New Roman" w:hAnsi="Times New Roman" w:cs="Times New Roman" w:hint="default"/>
+        <w:b/>
+      </w:rPr>
+    </w:lvl>
+    <w:lvl w:ilvl="1" w:tplc="04090003" w:tentative="1">
+      <w:start w:val="1"/>
+      <w:numFmt w:val="bullet"/>
+      <w:lvlText w:val="o"/>
+      <w:lvlJc w:val="left"/>
+      <w:pPr>
+        <w:ind w:left="1440" w:hanging="360"/>
+      </w:pPr>
+      <w:rPr>
+        <w:rFonts w:ascii="Courier New" w:hAnsi="Courier New" w:cs="Courier New" w:hint="default"/>
+      </w:rPr>
+    </w:lvl>
+    <w:lvl w:ilvl="2" w:tplc="04090005" w:tentative="1">
+      <w:start w:val="1"/>
+      <w:numFmt w:val="bullet"/>
+      <w:lvlText w:val=""/>
+      <w:lvlJc w:val="left"/>
+      <w:pPr>
+        <w:ind w:left="2160" w:hanging="360"/>
+      </w:pPr>
+      <w:rPr>
+        <w:rFonts w:ascii="Wingdings" w:hAnsi="Wingdings" w:hint="default"/>
+      </w:rPr>
+    </w:lvl>
+    <w:lvl w:ilvl="3" w:tplc="04090001" w:tentative="1">
+      <w:start w:val="1"/>
+      <w:numFmt w:val="bullet"/>
+      <w:lvlText w:val=""/>
+      <w:lvlJc w:val="left"/>
+      <w:pPr>
+        <w:ind w:left="2880" w:hanging="360"/>
+      </w:pPr>
+      <w:rPr>
+        <w:rFonts w:ascii="Symbol" w:hAnsi="Symbol" w:hint="default"/>
+      </w:rPr>
+    </w:lvl>
+    <w:lvl w:ilvl="4" w:tplc="04090003" w:tentative="1">
+      <w:start w:val="1"/>
+      <w:numFmt w:val="bullet"/>
+      <w:lvlText w:val="o"/>
+      <w:lvlJc w:val="left"/>
+      <w:pPr>
+        <w:ind w:left="3600" w:hanging="360"/>
+      </w:pPr>
+      <w:rPr>
+        <w:rFonts w:ascii="Courier New" w:hAnsi="Courier New" w:cs="Courier New" w:hint="default"/>
+      </w:rPr>
+    </w:lvl>
+    <w:lvl w:ilvl="5" w:tplc="04090005" w:tentative="1">
+      <w:start w:val="1"/>
+      <w:numFmt w:val="bullet"/>
+      <w:lvlText w:val=""/>
+      <w:lvlJc w:val="left"/>
+      <w:pPr>
+        <w:ind w:left="4320" w:hanging="360"/>
+      </w:pPr>
+      <w:rPr>
+        <w:rFonts w:ascii="Wingdings" w:hAnsi="Wingdings" w:hint="default"/>
+      </w:rPr>
+    </w:lvl>
+    <w:lvl w:ilvl="6" w:tplc="04090001" w:tentative="1">
+      <w:start w:val="1"/>
+      <w:numFmt w:val="bullet"/>
+      <w:lvlText w:val=""/>
+      <w:lvlJc w:val="left"/>
+      <w:pPr>
+        <w:ind w:left="5040" w:hanging="360"/>
+      </w:pPr>
+      <w:rPr>
+        <w:rFonts w:ascii="Symbol" w:hAnsi="Symbol" w:hint="default"/>
+      </w:rPr>
+    </w:lvl>
+    <w:lvl w:ilvl="7" w:tplc="04090003" w:tentative="1">
+      <w:start w:val="1"/>
+      <w:numFmt w:val="bullet"/>
+      <w:lvlText w:val="o"/>
+      <w:lvlJc w:val="left"/>
+      <w:pPr>
+        <w:ind w:left="5760" w:hanging="360"/>
+      </w:pPr>
+      <w:rPr>
+        <w:rFonts w:ascii="Courier New" w:hAnsi="Courier New" w:cs="Courier New" w:hint="default"/>
+      </w:rPr>
+    </w:lvl>
+    <w:lvl w:ilvl="8" w:tplc="04090005" w:tentative="1">
+      <w:start w:val="1"/>
+      <w:numFmt w:val="bullet"/>
+      <w:lvlText w:val=""/>
+      <w:lvlJc w:val="left"/>
+      <w:pPr>
+        <w:ind w:left="6480" w:hanging="360"/>
+      </w:pPr>
+      <w:rPr>
+        <w:rFonts w:ascii="Wingdings" w:hAnsi="Wingdings" w:hint="default"/>
+      </w:rPr>
+    </w:lvl>
+  </w:abstractNum>
+  <w:abstractNum w:abstractNumId="7" w15:restartNumberingAfterBreak="0">
+    <w:nsid w:val="74663C36"/>
+    <w:multiLevelType w:val="hybridMultilevel"/>
+    <w:tmpl w:val="FD14A30A"/>
+    <w:lvl w:ilvl="0" w:tplc="5414FA46">
+      <w:start w:val="1"/>
+      <w:numFmt w:val="bullet"/>
+      <w:lvlText w:val="-"/>
+      <w:lvlJc w:val="left"/>
+      <w:pPr>
+        <w:ind w:left="720" w:hanging="360"/>
+      </w:pPr>
+      <w:rPr>
+        <w:rFonts w:ascii="Times New Roman" w:eastAsia="Times New Roman" w:hAnsi="Times New Roman" w:cs="Times New Roman" w:hint="default"/>
+      </w:rPr>
+    </w:lvl>
+    <w:lvl w:ilvl="1" w:tplc="04090003" w:tentative="1">
+      <w:start w:val="1"/>
+      <w:numFmt w:val="bullet"/>
+      <w:lvlText w:val="o"/>
+      <w:lvlJc w:val="left"/>
+      <w:pPr>
+        <w:ind w:left="1440" w:hanging="360"/>
+      </w:pPr>
+      <w:rPr>
+        <w:rFonts w:ascii="Courier New" w:hAnsi="Courier New" w:cs="Courier New" w:hint="default"/>
+      </w:rPr>
+    </w:lvl>
+    <w:lvl w:ilvl="2" w:tplc="04090005" w:tentative="1">
+      <w:start w:val="1"/>
+      <w:numFmt w:val="bullet"/>
+      <w:lvlText w:val=""/>
+      <w:lvlJc w:val="left"/>
+      <w:pPr>
+        <w:ind w:left="2160" w:hanging="360"/>
+      </w:pPr>
+      <w:rPr>
+        <w:rFonts w:ascii="Wingdings" w:hAnsi="Wingdings" w:hint="default"/>
+      </w:rPr>
+    </w:lvl>
+    <w:lvl w:ilvl="3" w:tplc="04090001" w:tentative="1">
+      <w:start w:val="1"/>
+      <w:numFmt w:val="bullet"/>
+      <w:lvlText w:val=""/>
+      <w:lvlJc w:val="left"/>
+      <w:pPr>
+        <w:ind w:left="2880" w:hanging="360"/>
+      </w:pPr>
+      <w:rPr>
+        <w:rFonts w:ascii="Symbol" w:hAnsi="Symbol" w:hint="default"/>
+      </w:rPr>
+    </w:lvl>
+    <w:lvl w:ilvl="4" w:tplc="04090003" w:tentative="1">
+      <w:start w:val="1"/>
+      <w:numFmt w:val="bullet"/>
+      <w:lvlText w:val="o"/>
+      <w:lvlJc w:val="left"/>
+      <w:pPr>
+        <w:ind w:left="3600" w:hanging="360"/>
+      </w:pPr>
+      <w:rPr>
+        <w:rFonts w:ascii="Courier New" w:hAnsi="Courier New" w:cs="Courier New" w:hint="default"/>
+      </w:rPr>
+    </w:lvl>
+    <w:lvl w:ilvl="5" w:tplc="04090005" w:tentative="1">
+      <w:start w:val="1"/>
+      <w:numFmt w:val="bullet"/>
+      <w:lvlText w:val=""/>
+      <w:lvlJc w:val="left"/>
+      <w:pPr>
+        <w:ind w:left="4320" w:hanging="360"/>
+      </w:pPr>
+      <w:rPr>
+        <w:rFonts w:ascii="Wingdings" w:hAnsi="Wingdings" w:hint="default"/>
+      </w:rPr>
+    </w:lvl>
+    <w:lvl w:ilvl="6" w:tplc="04090001" w:tentative="1">
+      <w:start w:val="1"/>
+      <w:numFmt w:val="bullet"/>
+      <w:lvlText w:val=""/>
+      <w:lvlJc w:val="left"/>
+      <w:pPr>
+        <w:ind w:left="5040" w:hanging="360"/>
+      </w:pPr>
+      <w:rPr>
+        <w:rFonts w:ascii="Symbol" w:hAnsi="Symbol" w:hint="default"/>
+      </w:rPr>
+    </w:lvl>
+    <w:lvl w:ilvl="7" w:tplc="04090003" w:tentative="1">
+      <w:start w:val="1"/>
+      <w:numFmt w:val="bullet"/>
+      <w:lvlText w:val="o"/>
+      <w:lvlJc w:val="left"/>
+      <w:pPr>
+        <w:ind w:left="5760" w:hanging="360"/>
+      </w:pPr>
+      <w:rPr>
+        <w:rFonts w:ascii="Courier New" w:hAnsi="Courier New" w:cs="Courier New" w:hint="default"/>
+      </w:rPr>
+    </w:lvl>
+    <w:lvl w:ilvl="8" w:tplc="04090005" w:tentative="1">
+      <w:start w:val="1"/>
+      <w:numFmt w:val="bullet"/>
+      <w:lvlText w:val=""/>
+      <w:lvlJc w:val="left"/>
+      <w:pPr>
+        <w:ind w:left="6480" w:hanging="360"/>
+      </w:pPr>
+      <w:rPr>
+        <w:rFonts w:ascii="Wingdings" w:hAnsi="Wingdings" w:hint="default"/>
+      </w:rPr>
+    </w:lvl>
+  </w:abstractNum>
   <w:num w:numId="1">
+    <w:abstractNumId w:val="2"/>
+  </w:num>
+  <w:num w:numId="2">
+    <w:abstractNumId w:val="1"/>
+  </w:num>
+  <w:num w:numId="3">
+    <w:abstractNumId w:val="6"/>
+  </w:num>
+  <w:num w:numId="4">
+    <w:abstractNumId w:val="4"/>
+  </w:num>
+  <w:num w:numId="5">
     <w:abstractNumId w:val="0"/>
+  </w:num>
+  <w:num w:numId="6">
+    <w:abstractNumId w:val="5"/>
+  </w:num>
+  <w:num w:numId="7">
+    <w:abstractNumId w:val="3"/>
+  </w:num>
+  <w:num w:numId="8">
+    <w:abstractNumId w:val="7"/>
   </w:num>
 </w:numbering>
 </file>
@@ -1265,7 +2486,6 @@
   <w:style w:type="character" w:default="1" w:styleId="DefaultParagraphFont">
     <w:name w:val="Default Paragraph Font"/>
     <w:uiPriority w:val="1"/>
-    <w:semiHidden/>
     <w:unhideWhenUsed/>
   </w:style>
   <w:style w:type="table" w:default="1" w:styleId="TableNormal">
@@ -1299,6 +2519,25 @@
       <w:ind w:left="720"/>
       <w:contextualSpacing/>
     </w:pPr>
+  </w:style>
+  <w:style w:type="table" w:styleId="TableGrid">
+    <w:name w:val="Table Grid"/>
+    <w:basedOn w:val="TableNormal"/>
+    <w:uiPriority w:val="39"/>
+    <w:rsid w:val="00247EDE"/>
+    <w:pPr>
+      <w:spacing w:after="0" w:line="240" w:lineRule="auto"/>
+    </w:pPr>
+    <w:tblPr>
+      <w:tblBorders>
+        <w:top w:val="single" w:sz="4" w:space="0" w:color="auto"/>
+        <w:left w:val="single" w:sz="4" w:space="0" w:color="auto"/>
+        <w:bottom w:val="single" w:sz="4" w:space="0" w:color="auto"/>
+        <w:right w:val="single" w:sz="4" w:space="0" w:color="auto"/>
+        <w:insideH w:val="single" w:sz="4" w:space="0" w:color="auto"/>
+        <w:insideV w:val="single" w:sz="4" w:space="0" w:color="auto"/>
+      </w:tblBorders>
+    </w:tblPr>
   </w:style>
 </w:styles>
 </file>

--- a/docs/BaoCao_QLNT_Nhom9.docx
+++ b/docs/BaoCao_QLNT_Nhom9.docx
@@ -321,7 +321,7 @@
           <w:szCs w:val="30"/>
           <w:lang w:eastAsia="zh-CN"/>
         </w:rPr>
-        <w:t>CH</w:t>
+        <w:t>ĐỀ</w:t>
       </w:r>
       <w:r>
         <w:rPr>
@@ -332,7 +332,18 @@
           <w:szCs w:val="30"/>
           <w:lang w:eastAsia="zh-CN"/>
         </w:rPr>
-        <w:t>Ủ ĐỀ: HỆ THỐNG QUẢN LÍ NHÀ TÙ</w:t>
+        <w:t xml:space="preserve"> TÀI</w:t>
+      </w:r>
+      <w:r>
+        <w:rPr>
+          <w:rFonts w:eastAsia="SimSun"/>
+          <w:b/>
+          <w:bCs/>
+          <w:sz w:val="30"/>
+          <w:szCs w:val="30"/>
+          <w:lang w:eastAsia="zh-CN"/>
+        </w:rPr>
+        <w:t>: HỆ THỐNG QUẢN LÍ NHÀ TÙ</w:t>
       </w:r>
     </w:p>
     <w:p>
@@ -973,8 +984,6 @@
             <w:r>
               <w:t xml:space="preserve"> dữ liệu mẫu.</w:t>
             </w:r>
-            <w:bookmarkStart w:id="0" w:name="_GoBack"/>
-            <w:bookmarkEnd w:id="0"/>
           </w:p>
           <w:p>
             <w:r>
@@ -1118,6 +1127,288 @@
       </w:tr>
     </w:tbl>
     <w:p/>
+    <w:p/>
+    <w:p/>
+    <w:p/>
+    <w:p/>
+    <w:p/>
+    <w:p/>
+    <w:p/>
+    <w:p/>
+    <w:p/>
+    <w:p/>
+    <w:p/>
+    <w:p/>
+    <w:p/>
+    <w:p/>
+    <w:p/>
+    <w:p/>
+    <w:p/>
+    <w:p/>
+    <w:p/>
+    <w:p/>
+    <w:p/>
+    <w:p>
+      <w:pPr>
+        <w:rPr>
+          <w:b/>
+          <w:bCs/>
+        </w:rPr>
+      </w:pPr>
+      <w:r>
+        <w:rPr>
+          <w:b/>
+          <w:bCs/>
+        </w:rPr>
+        <w:lastRenderedPageBreak/>
+        <w:t xml:space="preserve">CHƯƠNG 1: </w:t>
+      </w:r>
+      <w:r>
+        <w:rPr>
+          <w:b/>
+          <w:bCs/>
+        </w:rPr>
+        <w:t>GIỚI THIỆU ĐỀ TÀI</w:t>
+      </w:r>
+    </w:p>
+    <w:p>
+      <w:pPr>
+        <w:pStyle w:val="ListParagraph"/>
+        <w:numPr>
+          <w:ilvl w:val="1"/>
+          <w:numId w:val="13"/>
+        </w:numPr>
+        <w:rPr>
+          <w:b/>
+          <w:bCs/>
+        </w:rPr>
+      </w:pPr>
+      <w:r>
+        <w:rPr>
+          <w:b/>
+          <w:bCs/>
+        </w:rPr>
+        <w:t xml:space="preserve">Tên đề tài: </w:t>
+      </w:r>
+    </w:p>
+    <w:p>
+      <w:pPr>
+        <w:ind w:firstLine="720"/>
+        <w:rPr>
+          <w:bCs/>
+        </w:rPr>
+      </w:pPr>
+      <w:r>
+        <w:rPr>
+          <w:bCs/>
+        </w:rPr>
+        <w:t>Hệ thống quản lí nhà tù</w:t>
+      </w:r>
+    </w:p>
+    <w:p>
+      <w:pPr>
+        <w:rPr>
+          <w:b/>
+          <w:bCs/>
+        </w:rPr>
+      </w:pPr>
+      <w:r>
+        <w:rPr>
+          <w:b/>
+          <w:bCs/>
+        </w:rPr>
+        <w:t>1.</w:t>
+      </w:r>
+      <w:r>
+        <w:rPr>
+          <w:b/>
+          <w:bCs/>
+        </w:rPr>
+        <w:t>2</w:t>
+      </w:r>
+      <w:r>
+        <w:rPr>
+          <w:b/>
+          <w:bCs/>
+        </w:rPr>
+        <w:t xml:space="preserve"> </w:t>
+      </w:r>
+      <w:r>
+        <w:rPr>
+          <w:b/>
+          <w:bCs/>
+        </w:rPr>
+        <w:t>Lí do chọn</w:t>
+      </w:r>
+      <w:r>
+        <w:rPr>
+          <w:b/>
+          <w:bCs/>
+        </w:rPr>
+        <w:t xml:space="preserve"> đề tài</w:t>
+      </w:r>
+      <w:r>
+        <w:rPr>
+          <w:b/>
+          <w:bCs/>
+        </w:rPr>
+        <w:t>:</w:t>
+      </w:r>
+    </w:p>
+    <w:p>
+      <w:pPr>
+        <w:ind w:firstLine="720"/>
+      </w:pPr>
+      <w:r>
+        <w:rPr>
+          <w:bCs/>
+        </w:rPr>
+        <w:t>Hi</w:t>
+      </w:r>
+      <w:r>
+        <w:rPr>
+          <w:bCs/>
+        </w:rPr>
+        <w:t xml:space="preserve">ện nay, việc quản lí thông tin trong các cơ quan ngày càng cần được tin học hoá nhằm đảm bảo tính chính xác, bảo mật và thuận tiện trong quá trình quản lí, truy xuất thông tin. </w:t>
+      </w:r>
+      <w:r>
+        <w:t>Việc quản l</w:t>
+      </w:r>
+      <w:r>
+        <w:t>í</w:t>
+      </w:r>
+      <w:r>
+        <w:t xml:space="preserve"> thủ công bằng giấy tờ ho</w:t>
+      </w:r>
+      <w:bookmarkStart w:id="0" w:name="_GoBack"/>
+      <w:bookmarkEnd w:id="0"/>
+      <w:r>
+        <w:t xml:space="preserve">ặc các công cụ văn phòng </w:t>
+      </w:r>
+      <w:r>
+        <w:t>như Excel</w:t>
+      </w:r>
+      <w:r>
+        <w:t xml:space="preserve"> bộc lộ nhiều hạn chế như: dễ sai sót dữ liệu, tốn thời gian tra cứu và khó khăn trong việc thống kê, báo cáo.</w:t>
+      </w:r>
+    </w:p>
+    <w:p>
+      <w:pPr>
+        <w:ind w:firstLine="720"/>
+      </w:pPr>
+      <w:r>
+        <w:t>Vì vậy, nhóm quyết định xây dựng đ</w:t>
+      </w:r>
+      <w:r>
+        <w:t>ề tài “Hệ thống quản lí nhà tù” nhằm hỗ trợ quản lí các thông tin liên quan đến tù nhân, phòng giam, quản ngục, bản án, cải tạo, lịch thăm nuôi và vi phạm. Hệ thống sử dụng hệ quản trị cơ sở dữ liệu SQL Server để lưu trữ và xử lí dữ liệu.</w:t>
+      </w:r>
+      <w:r>
+        <w:t xml:space="preserve"> </w:t>
+      </w:r>
+    </w:p>
+    <w:p>
+      <w:pPr>
+        <w:ind w:firstLine="720"/>
+      </w:pPr>
+      <w:r>
+        <w:t>Thông qua đề tài</w:t>
+      </w:r>
+      <w:r>
+        <w:t xml:space="preserve"> này</w:t>
+      </w:r>
+      <w:r>
+        <w:t>,</w:t>
+      </w:r>
+      <w:r>
+        <w:t xml:space="preserve"> nhóm </w:t>
+      </w:r>
+      <w:r>
+        <w:t xml:space="preserve">có thể </w:t>
+      </w:r>
+      <w:r>
+        <w:t xml:space="preserve">áp dụng các kiến thức đã học về thiết kế </w:t>
+      </w:r>
+      <w:r>
+        <w:t>cơ sở dữ liệu</w:t>
+      </w:r>
+      <w:r>
+        <w:t xml:space="preserve">, </w:t>
+      </w:r>
+      <w:r>
+        <w:t xml:space="preserve">thao tác và truy vấn dữ liệu, tạo và </w:t>
+      </w:r>
+      <w:r>
+        <w:t xml:space="preserve">phân </w:t>
+      </w:r>
+      <w:r>
+        <w:t>quyền người dùng, viết</w:t>
+      </w:r>
+      <w:r>
+        <w:t xml:space="preserve"> các</w:t>
+      </w:r>
+      <w:r>
+        <w:t xml:space="preserve"> thủ tục lưu trữ </w:t>
+      </w:r>
+      <m:oMath>
+        <m:r>
+          <w:rPr>
+            <w:rFonts w:ascii="Cambria Math" w:hAnsi="Cambria Math"/>
+          </w:rPr>
+          <m:t>-</m:t>
+        </m:r>
+      </m:oMath>
+      <w:r>
+        <w:t xml:space="preserve"> hàm</w:t>
+      </w:r>
+      <w:r>
+        <w:t xml:space="preserve"> </w:t>
+      </w:r>
+      <m:oMath>
+        <m:r>
+          <w:rPr>
+            <w:rFonts w:ascii="Cambria Math" w:hAnsi="Cambria Math"/>
+          </w:rPr>
+          <m:t>-</m:t>
+        </m:r>
+      </m:oMath>
+      <w:r>
+        <w:t xml:space="preserve"> trigger </w:t>
+      </w:r>
+      <w:r>
+        <w:t>và kết nối giao diện.</w:t>
+      </w:r>
+    </w:p>
+    <w:p>
+      <w:pPr>
+        <w:rPr>
+          <w:b/>
+        </w:rPr>
+      </w:pPr>
+      <w:r>
+        <w:rPr>
+          <w:b/>
+        </w:rPr>
+        <w:t>1.3 Mục tiêu</w:t>
+      </w:r>
+    </w:p>
+    <w:p>
+      <w:pPr>
+        <w:rPr>
+          <w:bCs/>
+        </w:rPr>
+      </w:pPr>
+      <w:r>
+        <w:rPr>
+          <w:bCs/>
+        </w:rPr>
+        <w:t>Đề tài được thực hiện với mục tiêu sau:</w:t>
+      </w:r>
+    </w:p>
+    <w:p>
+      <w:r>
+        <w:t>- Xây dựng cơ sở dữ liệu quản lí nhà tù đạt chuẩn 3NF</w:t>
+      </w:r>
+    </w:p>
     <w:sectPr>
       <w:pgSz w:w="12240" w:h="15840"/>
       <w:pgMar w:top="1134" w:right="1134" w:bottom="1134" w:left="1701" w:header="720" w:footer="720" w:gutter="0"/>
@@ -1393,6 +1684,155 @@
     </w:lvl>
   </w:abstractNum>
   <w:abstractNum w:abstractNumId="2" w15:restartNumberingAfterBreak="0">
+    <w:nsid w:val="0FB959DB"/>
+    <w:multiLevelType w:val="multilevel"/>
+    <w:tmpl w:val="DBCA6338"/>
+    <w:lvl w:ilvl="0">
+      <w:start w:val="1"/>
+      <w:numFmt w:val="bullet"/>
+      <w:lvlText w:val=""/>
+      <w:lvlJc w:val="left"/>
+      <w:pPr>
+        <w:tabs>
+          <w:tab w:val="num" w:pos="720"/>
+        </w:tabs>
+        <w:ind w:left="720" w:hanging="360"/>
+      </w:pPr>
+      <w:rPr>
+        <w:rFonts w:ascii="Symbol" w:hAnsi="Symbol" w:hint="default"/>
+        <w:sz w:val="20"/>
+      </w:rPr>
+    </w:lvl>
+    <w:lvl w:ilvl="1" w:tentative="1">
+      <w:start w:val="1"/>
+      <w:numFmt w:val="bullet"/>
+      <w:lvlText w:val="o"/>
+      <w:lvlJc w:val="left"/>
+      <w:pPr>
+        <w:tabs>
+          <w:tab w:val="num" w:pos="1440"/>
+        </w:tabs>
+        <w:ind w:left="1440" w:hanging="360"/>
+      </w:pPr>
+      <w:rPr>
+        <w:rFonts w:ascii="Courier New" w:hAnsi="Courier New" w:hint="default"/>
+        <w:sz w:val="20"/>
+      </w:rPr>
+    </w:lvl>
+    <w:lvl w:ilvl="2" w:tentative="1">
+      <w:start w:val="1"/>
+      <w:numFmt w:val="bullet"/>
+      <w:lvlText w:val=""/>
+      <w:lvlJc w:val="left"/>
+      <w:pPr>
+        <w:tabs>
+          <w:tab w:val="num" w:pos="2160"/>
+        </w:tabs>
+        <w:ind w:left="2160" w:hanging="360"/>
+      </w:pPr>
+      <w:rPr>
+        <w:rFonts w:ascii="Wingdings" w:hAnsi="Wingdings" w:hint="default"/>
+        <w:sz w:val="20"/>
+      </w:rPr>
+    </w:lvl>
+    <w:lvl w:ilvl="3" w:tentative="1">
+      <w:start w:val="1"/>
+      <w:numFmt w:val="bullet"/>
+      <w:lvlText w:val=""/>
+      <w:lvlJc w:val="left"/>
+      <w:pPr>
+        <w:tabs>
+          <w:tab w:val="num" w:pos="2880"/>
+        </w:tabs>
+        <w:ind w:left="2880" w:hanging="360"/>
+      </w:pPr>
+      <w:rPr>
+        <w:rFonts w:ascii="Wingdings" w:hAnsi="Wingdings" w:hint="default"/>
+        <w:sz w:val="20"/>
+      </w:rPr>
+    </w:lvl>
+    <w:lvl w:ilvl="4" w:tentative="1">
+      <w:start w:val="1"/>
+      <w:numFmt w:val="bullet"/>
+      <w:lvlText w:val=""/>
+      <w:lvlJc w:val="left"/>
+      <w:pPr>
+        <w:tabs>
+          <w:tab w:val="num" w:pos="3600"/>
+        </w:tabs>
+        <w:ind w:left="3600" w:hanging="360"/>
+      </w:pPr>
+      <w:rPr>
+        <w:rFonts w:ascii="Wingdings" w:hAnsi="Wingdings" w:hint="default"/>
+        <w:sz w:val="20"/>
+      </w:rPr>
+    </w:lvl>
+    <w:lvl w:ilvl="5" w:tentative="1">
+      <w:start w:val="1"/>
+      <w:numFmt w:val="bullet"/>
+      <w:lvlText w:val=""/>
+      <w:lvlJc w:val="left"/>
+      <w:pPr>
+        <w:tabs>
+          <w:tab w:val="num" w:pos="4320"/>
+        </w:tabs>
+        <w:ind w:left="4320" w:hanging="360"/>
+      </w:pPr>
+      <w:rPr>
+        <w:rFonts w:ascii="Wingdings" w:hAnsi="Wingdings" w:hint="default"/>
+        <w:sz w:val="20"/>
+      </w:rPr>
+    </w:lvl>
+    <w:lvl w:ilvl="6" w:tentative="1">
+      <w:start w:val="1"/>
+      <w:numFmt w:val="bullet"/>
+      <w:lvlText w:val=""/>
+      <w:lvlJc w:val="left"/>
+      <w:pPr>
+        <w:tabs>
+          <w:tab w:val="num" w:pos="5040"/>
+        </w:tabs>
+        <w:ind w:left="5040" w:hanging="360"/>
+      </w:pPr>
+      <w:rPr>
+        <w:rFonts w:ascii="Wingdings" w:hAnsi="Wingdings" w:hint="default"/>
+        <w:sz w:val="20"/>
+      </w:rPr>
+    </w:lvl>
+    <w:lvl w:ilvl="7" w:tentative="1">
+      <w:start w:val="1"/>
+      <w:numFmt w:val="bullet"/>
+      <w:lvlText w:val=""/>
+      <w:lvlJc w:val="left"/>
+      <w:pPr>
+        <w:tabs>
+          <w:tab w:val="num" w:pos="5760"/>
+        </w:tabs>
+        <w:ind w:left="5760" w:hanging="360"/>
+      </w:pPr>
+      <w:rPr>
+        <w:rFonts w:ascii="Wingdings" w:hAnsi="Wingdings" w:hint="default"/>
+        <w:sz w:val="20"/>
+      </w:rPr>
+    </w:lvl>
+    <w:lvl w:ilvl="8" w:tentative="1">
+      <w:start w:val="1"/>
+      <w:numFmt w:val="bullet"/>
+      <w:lvlText w:val=""/>
+      <w:lvlJc w:val="left"/>
+      <w:pPr>
+        <w:tabs>
+          <w:tab w:val="num" w:pos="6480"/>
+        </w:tabs>
+        <w:ind w:left="6480" w:hanging="360"/>
+      </w:pPr>
+      <w:rPr>
+        <w:rFonts w:ascii="Wingdings" w:hAnsi="Wingdings" w:hint="default"/>
+        <w:sz w:val="20"/>
+      </w:rPr>
+    </w:lvl>
+  </w:abstractNum>
+  <w:abstractNum w:abstractNumId="3" w15:restartNumberingAfterBreak="0">
     <w:nsid w:val="150514D6"/>
     <w:multiLevelType w:val="hybridMultilevel"/>
     <w:tmpl w:val="98D25EF6"/>
@@ -1481,7 +1921,156 @@
       </w:pPr>
     </w:lvl>
   </w:abstractNum>
-  <w:abstractNum w:abstractNumId="3" w15:restartNumberingAfterBreak="0">
+  <w:abstractNum w:abstractNumId="4" w15:restartNumberingAfterBreak="0">
+    <w:nsid w:val="15E3639C"/>
+    <w:multiLevelType w:val="multilevel"/>
+    <w:tmpl w:val="5E8ECD9C"/>
+    <w:lvl w:ilvl="0">
+      <w:start w:val="1"/>
+      <w:numFmt w:val="bullet"/>
+      <w:lvlText w:val=""/>
+      <w:lvlJc w:val="left"/>
+      <w:pPr>
+        <w:tabs>
+          <w:tab w:val="num" w:pos="720"/>
+        </w:tabs>
+        <w:ind w:left="720" w:hanging="360"/>
+      </w:pPr>
+      <w:rPr>
+        <w:rFonts w:ascii="Symbol" w:hAnsi="Symbol" w:hint="default"/>
+        <w:sz w:val="20"/>
+      </w:rPr>
+    </w:lvl>
+    <w:lvl w:ilvl="1" w:tentative="1">
+      <w:start w:val="1"/>
+      <w:numFmt w:val="bullet"/>
+      <w:lvlText w:val="o"/>
+      <w:lvlJc w:val="left"/>
+      <w:pPr>
+        <w:tabs>
+          <w:tab w:val="num" w:pos="1440"/>
+        </w:tabs>
+        <w:ind w:left="1440" w:hanging="360"/>
+      </w:pPr>
+      <w:rPr>
+        <w:rFonts w:ascii="Courier New" w:hAnsi="Courier New" w:hint="default"/>
+        <w:sz w:val="20"/>
+      </w:rPr>
+    </w:lvl>
+    <w:lvl w:ilvl="2" w:tentative="1">
+      <w:start w:val="1"/>
+      <w:numFmt w:val="bullet"/>
+      <w:lvlText w:val=""/>
+      <w:lvlJc w:val="left"/>
+      <w:pPr>
+        <w:tabs>
+          <w:tab w:val="num" w:pos="2160"/>
+        </w:tabs>
+        <w:ind w:left="2160" w:hanging="360"/>
+      </w:pPr>
+      <w:rPr>
+        <w:rFonts w:ascii="Wingdings" w:hAnsi="Wingdings" w:hint="default"/>
+        <w:sz w:val="20"/>
+      </w:rPr>
+    </w:lvl>
+    <w:lvl w:ilvl="3" w:tentative="1">
+      <w:start w:val="1"/>
+      <w:numFmt w:val="bullet"/>
+      <w:lvlText w:val=""/>
+      <w:lvlJc w:val="left"/>
+      <w:pPr>
+        <w:tabs>
+          <w:tab w:val="num" w:pos="2880"/>
+        </w:tabs>
+        <w:ind w:left="2880" w:hanging="360"/>
+      </w:pPr>
+      <w:rPr>
+        <w:rFonts w:ascii="Wingdings" w:hAnsi="Wingdings" w:hint="default"/>
+        <w:sz w:val="20"/>
+      </w:rPr>
+    </w:lvl>
+    <w:lvl w:ilvl="4" w:tentative="1">
+      <w:start w:val="1"/>
+      <w:numFmt w:val="bullet"/>
+      <w:lvlText w:val=""/>
+      <w:lvlJc w:val="left"/>
+      <w:pPr>
+        <w:tabs>
+          <w:tab w:val="num" w:pos="3600"/>
+        </w:tabs>
+        <w:ind w:left="3600" w:hanging="360"/>
+      </w:pPr>
+      <w:rPr>
+        <w:rFonts w:ascii="Wingdings" w:hAnsi="Wingdings" w:hint="default"/>
+        <w:sz w:val="20"/>
+      </w:rPr>
+    </w:lvl>
+    <w:lvl w:ilvl="5" w:tentative="1">
+      <w:start w:val="1"/>
+      <w:numFmt w:val="bullet"/>
+      <w:lvlText w:val=""/>
+      <w:lvlJc w:val="left"/>
+      <w:pPr>
+        <w:tabs>
+          <w:tab w:val="num" w:pos="4320"/>
+        </w:tabs>
+        <w:ind w:left="4320" w:hanging="360"/>
+      </w:pPr>
+      <w:rPr>
+        <w:rFonts w:ascii="Wingdings" w:hAnsi="Wingdings" w:hint="default"/>
+        <w:sz w:val="20"/>
+      </w:rPr>
+    </w:lvl>
+    <w:lvl w:ilvl="6" w:tentative="1">
+      <w:start w:val="1"/>
+      <w:numFmt w:val="bullet"/>
+      <w:lvlText w:val=""/>
+      <w:lvlJc w:val="left"/>
+      <w:pPr>
+        <w:tabs>
+          <w:tab w:val="num" w:pos="5040"/>
+        </w:tabs>
+        <w:ind w:left="5040" w:hanging="360"/>
+      </w:pPr>
+      <w:rPr>
+        <w:rFonts w:ascii="Wingdings" w:hAnsi="Wingdings" w:hint="default"/>
+        <w:sz w:val="20"/>
+      </w:rPr>
+    </w:lvl>
+    <w:lvl w:ilvl="7" w:tentative="1">
+      <w:start w:val="1"/>
+      <w:numFmt w:val="bullet"/>
+      <w:lvlText w:val=""/>
+      <w:lvlJc w:val="left"/>
+      <w:pPr>
+        <w:tabs>
+          <w:tab w:val="num" w:pos="5760"/>
+        </w:tabs>
+        <w:ind w:left="5760" w:hanging="360"/>
+      </w:pPr>
+      <w:rPr>
+        <w:rFonts w:ascii="Wingdings" w:hAnsi="Wingdings" w:hint="default"/>
+        <w:sz w:val="20"/>
+      </w:rPr>
+    </w:lvl>
+    <w:lvl w:ilvl="8" w:tentative="1">
+      <w:start w:val="1"/>
+      <w:numFmt w:val="bullet"/>
+      <w:lvlText w:val=""/>
+      <w:lvlJc w:val="left"/>
+      <w:pPr>
+        <w:tabs>
+          <w:tab w:val="num" w:pos="6480"/>
+        </w:tabs>
+        <w:ind w:left="6480" w:hanging="360"/>
+      </w:pPr>
+      <w:rPr>
+        <w:rFonts w:ascii="Wingdings" w:hAnsi="Wingdings" w:hint="default"/>
+        <w:sz w:val="20"/>
+      </w:rPr>
+    </w:lvl>
+  </w:abstractNum>
+  <w:abstractNum w:abstractNumId="5" w15:restartNumberingAfterBreak="0">
     <w:nsid w:val="1C5225E4"/>
     <w:multiLevelType w:val="hybridMultilevel"/>
     <w:tmpl w:val="E1DAFD86"/>
@@ -1594,7 +2183,120 @@
       </w:rPr>
     </w:lvl>
   </w:abstractNum>
-  <w:abstractNum w:abstractNumId="4" w15:restartNumberingAfterBreak="0">
+  <w:abstractNum w:abstractNumId="6" w15:restartNumberingAfterBreak="0">
+    <w:nsid w:val="1EFC67FE"/>
+    <w:multiLevelType w:val="hybridMultilevel"/>
+    <w:tmpl w:val="FCD2ADB8"/>
+    <w:lvl w:ilvl="0" w:tplc="D0329E14">
+      <w:start w:val="1"/>
+      <w:numFmt w:val="bullet"/>
+      <w:lvlText w:val="-"/>
+      <w:lvlJc w:val="left"/>
+      <w:pPr>
+        <w:ind w:left="720" w:hanging="360"/>
+      </w:pPr>
+      <w:rPr>
+        <w:rFonts w:ascii="Times New Roman" w:eastAsia="Times New Roman" w:hAnsi="Times New Roman" w:cs="Times New Roman" w:hint="default"/>
+      </w:rPr>
+    </w:lvl>
+    <w:lvl w:ilvl="1" w:tplc="04090003" w:tentative="1">
+      <w:start w:val="1"/>
+      <w:numFmt w:val="bullet"/>
+      <w:lvlText w:val="o"/>
+      <w:lvlJc w:val="left"/>
+      <w:pPr>
+        <w:ind w:left="1440" w:hanging="360"/>
+      </w:pPr>
+      <w:rPr>
+        <w:rFonts w:ascii="Courier New" w:hAnsi="Courier New" w:cs="Courier New" w:hint="default"/>
+      </w:rPr>
+    </w:lvl>
+    <w:lvl w:ilvl="2" w:tplc="04090005" w:tentative="1">
+      <w:start w:val="1"/>
+      <w:numFmt w:val="bullet"/>
+      <w:lvlText w:val=""/>
+      <w:lvlJc w:val="left"/>
+      <w:pPr>
+        <w:ind w:left="2160" w:hanging="360"/>
+      </w:pPr>
+      <w:rPr>
+        <w:rFonts w:ascii="Wingdings" w:hAnsi="Wingdings" w:hint="default"/>
+      </w:rPr>
+    </w:lvl>
+    <w:lvl w:ilvl="3" w:tplc="04090001" w:tentative="1">
+      <w:start w:val="1"/>
+      <w:numFmt w:val="bullet"/>
+      <w:lvlText w:val=""/>
+      <w:lvlJc w:val="left"/>
+      <w:pPr>
+        <w:ind w:left="2880" w:hanging="360"/>
+      </w:pPr>
+      <w:rPr>
+        <w:rFonts w:ascii="Symbol" w:hAnsi="Symbol" w:hint="default"/>
+      </w:rPr>
+    </w:lvl>
+    <w:lvl w:ilvl="4" w:tplc="04090003" w:tentative="1">
+      <w:start w:val="1"/>
+      <w:numFmt w:val="bullet"/>
+      <w:lvlText w:val="o"/>
+      <w:lvlJc w:val="left"/>
+      <w:pPr>
+        <w:ind w:left="3600" w:hanging="360"/>
+      </w:pPr>
+      <w:rPr>
+        <w:rFonts w:ascii="Courier New" w:hAnsi="Courier New" w:cs="Courier New" w:hint="default"/>
+      </w:rPr>
+    </w:lvl>
+    <w:lvl w:ilvl="5" w:tplc="04090005" w:tentative="1">
+      <w:start w:val="1"/>
+      <w:numFmt w:val="bullet"/>
+      <w:lvlText w:val=""/>
+      <w:lvlJc w:val="left"/>
+      <w:pPr>
+        <w:ind w:left="4320" w:hanging="360"/>
+      </w:pPr>
+      <w:rPr>
+        <w:rFonts w:ascii="Wingdings" w:hAnsi="Wingdings" w:hint="default"/>
+      </w:rPr>
+    </w:lvl>
+    <w:lvl w:ilvl="6" w:tplc="04090001" w:tentative="1">
+      <w:start w:val="1"/>
+      <w:numFmt w:val="bullet"/>
+      <w:lvlText w:val=""/>
+      <w:lvlJc w:val="left"/>
+      <w:pPr>
+        <w:ind w:left="5040" w:hanging="360"/>
+      </w:pPr>
+      <w:rPr>
+        <w:rFonts w:ascii="Symbol" w:hAnsi="Symbol" w:hint="default"/>
+      </w:rPr>
+    </w:lvl>
+    <w:lvl w:ilvl="7" w:tplc="04090003" w:tentative="1">
+      <w:start w:val="1"/>
+      <w:numFmt w:val="bullet"/>
+      <w:lvlText w:val="o"/>
+      <w:lvlJc w:val="left"/>
+      <w:pPr>
+        <w:ind w:left="5760" w:hanging="360"/>
+      </w:pPr>
+      <w:rPr>
+        <w:rFonts w:ascii="Courier New" w:hAnsi="Courier New" w:cs="Courier New" w:hint="default"/>
+      </w:rPr>
+    </w:lvl>
+    <w:lvl w:ilvl="8" w:tplc="04090005" w:tentative="1">
+      <w:start w:val="1"/>
+      <w:numFmt w:val="bullet"/>
+      <w:lvlText w:val=""/>
+      <w:lvlJc w:val="left"/>
+      <w:pPr>
+        <w:ind w:left="6480" w:hanging="360"/>
+      </w:pPr>
+      <w:rPr>
+        <w:rFonts w:ascii="Wingdings" w:hAnsi="Wingdings" w:hint="default"/>
+      </w:rPr>
+    </w:lvl>
+  </w:abstractNum>
+  <w:abstractNum w:abstractNumId="7" w15:restartNumberingAfterBreak="0">
     <w:nsid w:val="21AB4B1D"/>
     <w:multiLevelType w:val="hybridMultilevel"/>
     <w:tmpl w:val="F4502D68"/>
@@ -1707,7 +2409,7 @@
       </w:rPr>
     </w:lvl>
   </w:abstractNum>
-  <w:abstractNum w:abstractNumId="5" w15:restartNumberingAfterBreak="0">
+  <w:abstractNum w:abstractNumId="8" w15:restartNumberingAfterBreak="0">
     <w:nsid w:val="25B5408D"/>
     <w:multiLevelType w:val="hybridMultilevel"/>
     <w:tmpl w:val="C424356A"/>
@@ -1820,7 +2522,305 @@
       </w:rPr>
     </w:lvl>
   </w:abstractNum>
-  <w:abstractNum w:abstractNumId="6" w15:restartNumberingAfterBreak="0">
+  <w:abstractNum w:abstractNumId="9" w15:restartNumberingAfterBreak="0">
+    <w:nsid w:val="2AFF3D96"/>
+    <w:multiLevelType w:val="multilevel"/>
+    <w:tmpl w:val="BED0E30E"/>
+    <w:lvl w:ilvl="0">
+      <w:start w:val="1"/>
+      <w:numFmt w:val="bullet"/>
+      <w:lvlText w:val=""/>
+      <w:lvlJc w:val="left"/>
+      <w:pPr>
+        <w:tabs>
+          <w:tab w:val="num" w:pos="720"/>
+        </w:tabs>
+        <w:ind w:left="720" w:hanging="360"/>
+      </w:pPr>
+      <w:rPr>
+        <w:rFonts w:ascii="Symbol" w:hAnsi="Symbol" w:hint="default"/>
+        <w:sz w:val="20"/>
+      </w:rPr>
+    </w:lvl>
+    <w:lvl w:ilvl="1" w:tentative="1">
+      <w:start w:val="1"/>
+      <w:numFmt w:val="bullet"/>
+      <w:lvlText w:val="o"/>
+      <w:lvlJc w:val="left"/>
+      <w:pPr>
+        <w:tabs>
+          <w:tab w:val="num" w:pos="1440"/>
+        </w:tabs>
+        <w:ind w:left="1440" w:hanging="360"/>
+      </w:pPr>
+      <w:rPr>
+        <w:rFonts w:ascii="Courier New" w:hAnsi="Courier New" w:hint="default"/>
+        <w:sz w:val="20"/>
+      </w:rPr>
+    </w:lvl>
+    <w:lvl w:ilvl="2" w:tentative="1">
+      <w:start w:val="1"/>
+      <w:numFmt w:val="bullet"/>
+      <w:lvlText w:val=""/>
+      <w:lvlJc w:val="left"/>
+      <w:pPr>
+        <w:tabs>
+          <w:tab w:val="num" w:pos="2160"/>
+        </w:tabs>
+        <w:ind w:left="2160" w:hanging="360"/>
+      </w:pPr>
+      <w:rPr>
+        <w:rFonts w:ascii="Wingdings" w:hAnsi="Wingdings" w:hint="default"/>
+        <w:sz w:val="20"/>
+      </w:rPr>
+    </w:lvl>
+    <w:lvl w:ilvl="3" w:tentative="1">
+      <w:start w:val="1"/>
+      <w:numFmt w:val="bullet"/>
+      <w:lvlText w:val=""/>
+      <w:lvlJc w:val="left"/>
+      <w:pPr>
+        <w:tabs>
+          <w:tab w:val="num" w:pos="2880"/>
+        </w:tabs>
+        <w:ind w:left="2880" w:hanging="360"/>
+      </w:pPr>
+      <w:rPr>
+        <w:rFonts w:ascii="Wingdings" w:hAnsi="Wingdings" w:hint="default"/>
+        <w:sz w:val="20"/>
+      </w:rPr>
+    </w:lvl>
+    <w:lvl w:ilvl="4" w:tentative="1">
+      <w:start w:val="1"/>
+      <w:numFmt w:val="bullet"/>
+      <w:lvlText w:val=""/>
+      <w:lvlJc w:val="left"/>
+      <w:pPr>
+        <w:tabs>
+          <w:tab w:val="num" w:pos="3600"/>
+        </w:tabs>
+        <w:ind w:left="3600" w:hanging="360"/>
+      </w:pPr>
+      <w:rPr>
+        <w:rFonts w:ascii="Wingdings" w:hAnsi="Wingdings" w:hint="default"/>
+        <w:sz w:val="20"/>
+      </w:rPr>
+    </w:lvl>
+    <w:lvl w:ilvl="5" w:tentative="1">
+      <w:start w:val="1"/>
+      <w:numFmt w:val="bullet"/>
+      <w:lvlText w:val=""/>
+      <w:lvlJc w:val="left"/>
+      <w:pPr>
+        <w:tabs>
+          <w:tab w:val="num" w:pos="4320"/>
+        </w:tabs>
+        <w:ind w:left="4320" w:hanging="360"/>
+      </w:pPr>
+      <w:rPr>
+        <w:rFonts w:ascii="Wingdings" w:hAnsi="Wingdings" w:hint="default"/>
+        <w:sz w:val="20"/>
+      </w:rPr>
+    </w:lvl>
+    <w:lvl w:ilvl="6" w:tentative="1">
+      <w:start w:val="1"/>
+      <w:numFmt w:val="bullet"/>
+      <w:lvlText w:val=""/>
+      <w:lvlJc w:val="left"/>
+      <w:pPr>
+        <w:tabs>
+          <w:tab w:val="num" w:pos="5040"/>
+        </w:tabs>
+        <w:ind w:left="5040" w:hanging="360"/>
+      </w:pPr>
+      <w:rPr>
+        <w:rFonts w:ascii="Wingdings" w:hAnsi="Wingdings" w:hint="default"/>
+        <w:sz w:val="20"/>
+      </w:rPr>
+    </w:lvl>
+    <w:lvl w:ilvl="7" w:tentative="1">
+      <w:start w:val="1"/>
+      <w:numFmt w:val="bullet"/>
+      <w:lvlText w:val=""/>
+      <w:lvlJc w:val="left"/>
+      <w:pPr>
+        <w:tabs>
+          <w:tab w:val="num" w:pos="5760"/>
+        </w:tabs>
+        <w:ind w:left="5760" w:hanging="360"/>
+      </w:pPr>
+      <w:rPr>
+        <w:rFonts w:ascii="Wingdings" w:hAnsi="Wingdings" w:hint="default"/>
+        <w:sz w:val="20"/>
+      </w:rPr>
+    </w:lvl>
+    <w:lvl w:ilvl="8" w:tentative="1">
+      <w:start w:val="1"/>
+      <w:numFmt w:val="bullet"/>
+      <w:lvlText w:val=""/>
+      <w:lvlJc w:val="left"/>
+      <w:pPr>
+        <w:tabs>
+          <w:tab w:val="num" w:pos="6480"/>
+        </w:tabs>
+        <w:ind w:left="6480" w:hanging="360"/>
+      </w:pPr>
+      <w:rPr>
+        <w:rFonts w:ascii="Wingdings" w:hAnsi="Wingdings" w:hint="default"/>
+        <w:sz w:val="20"/>
+      </w:rPr>
+    </w:lvl>
+  </w:abstractNum>
+  <w:abstractNum w:abstractNumId="10" w15:restartNumberingAfterBreak="0">
+    <w:nsid w:val="37474B93"/>
+    <w:multiLevelType w:val="multilevel"/>
+    <w:tmpl w:val="07DCEA6A"/>
+    <w:lvl w:ilvl="0">
+      <w:start w:val="1"/>
+      <w:numFmt w:val="bullet"/>
+      <w:lvlText w:val=""/>
+      <w:lvlJc w:val="left"/>
+      <w:pPr>
+        <w:tabs>
+          <w:tab w:val="num" w:pos="720"/>
+        </w:tabs>
+        <w:ind w:left="720" w:hanging="360"/>
+      </w:pPr>
+      <w:rPr>
+        <w:rFonts w:ascii="Symbol" w:hAnsi="Symbol" w:hint="default"/>
+        <w:sz w:val="20"/>
+      </w:rPr>
+    </w:lvl>
+    <w:lvl w:ilvl="1" w:tentative="1">
+      <w:start w:val="1"/>
+      <w:numFmt w:val="bullet"/>
+      <w:lvlText w:val="o"/>
+      <w:lvlJc w:val="left"/>
+      <w:pPr>
+        <w:tabs>
+          <w:tab w:val="num" w:pos="1440"/>
+        </w:tabs>
+        <w:ind w:left="1440" w:hanging="360"/>
+      </w:pPr>
+      <w:rPr>
+        <w:rFonts w:ascii="Courier New" w:hAnsi="Courier New" w:hint="default"/>
+        <w:sz w:val="20"/>
+      </w:rPr>
+    </w:lvl>
+    <w:lvl w:ilvl="2" w:tentative="1">
+      <w:start w:val="1"/>
+      <w:numFmt w:val="bullet"/>
+      <w:lvlText w:val=""/>
+      <w:lvlJc w:val="left"/>
+      <w:pPr>
+        <w:tabs>
+          <w:tab w:val="num" w:pos="2160"/>
+        </w:tabs>
+        <w:ind w:left="2160" w:hanging="360"/>
+      </w:pPr>
+      <w:rPr>
+        <w:rFonts w:ascii="Wingdings" w:hAnsi="Wingdings" w:hint="default"/>
+        <w:sz w:val="20"/>
+      </w:rPr>
+    </w:lvl>
+    <w:lvl w:ilvl="3" w:tentative="1">
+      <w:start w:val="1"/>
+      <w:numFmt w:val="bullet"/>
+      <w:lvlText w:val=""/>
+      <w:lvlJc w:val="left"/>
+      <w:pPr>
+        <w:tabs>
+          <w:tab w:val="num" w:pos="2880"/>
+        </w:tabs>
+        <w:ind w:left="2880" w:hanging="360"/>
+      </w:pPr>
+      <w:rPr>
+        <w:rFonts w:ascii="Wingdings" w:hAnsi="Wingdings" w:hint="default"/>
+        <w:sz w:val="20"/>
+      </w:rPr>
+    </w:lvl>
+    <w:lvl w:ilvl="4" w:tentative="1">
+      <w:start w:val="1"/>
+      <w:numFmt w:val="bullet"/>
+      <w:lvlText w:val=""/>
+      <w:lvlJc w:val="left"/>
+      <w:pPr>
+        <w:tabs>
+          <w:tab w:val="num" w:pos="3600"/>
+        </w:tabs>
+        <w:ind w:left="3600" w:hanging="360"/>
+      </w:pPr>
+      <w:rPr>
+        <w:rFonts w:ascii="Wingdings" w:hAnsi="Wingdings" w:hint="default"/>
+        <w:sz w:val="20"/>
+      </w:rPr>
+    </w:lvl>
+    <w:lvl w:ilvl="5" w:tentative="1">
+      <w:start w:val="1"/>
+      <w:numFmt w:val="bullet"/>
+      <w:lvlText w:val=""/>
+      <w:lvlJc w:val="left"/>
+      <w:pPr>
+        <w:tabs>
+          <w:tab w:val="num" w:pos="4320"/>
+        </w:tabs>
+        <w:ind w:left="4320" w:hanging="360"/>
+      </w:pPr>
+      <w:rPr>
+        <w:rFonts w:ascii="Wingdings" w:hAnsi="Wingdings" w:hint="default"/>
+        <w:sz w:val="20"/>
+      </w:rPr>
+    </w:lvl>
+    <w:lvl w:ilvl="6" w:tentative="1">
+      <w:start w:val="1"/>
+      <w:numFmt w:val="bullet"/>
+      <w:lvlText w:val=""/>
+      <w:lvlJc w:val="left"/>
+      <w:pPr>
+        <w:tabs>
+          <w:tab w:val="num" w:pos="5040"/>
+        </w:tabs>
+        <w:ind w:left="5040" w:hanging="360"/>
+      </w:pPr>
+      <w:rPr>
+        <w:rFonts w:ascii="Wingdings" w:hAnsi="Wingdings" w:hint="default"/>
+        <w:sz w:val="20"/>
+      </w:rPr>
+    </w:lvl>
+    <w:lvl w:ilvl="7" w:tentative="1">
+      <w:start w:val="1"/>
+      <w:numFmt w:val="bullet"/>
+      <w:lvlText w:val=""/>
+      <w:lvlJc w:val="left"/>
+      <w:pPr>
+        <w:tabs>
+          <w:tab w:val="num" w:pos="5760"/>
+        </w:tabs>
+        <w:ind w:left="5760" w:hanging="360"/>
+      </w:pPr>
+      <w:rPr>
+        <w:rFonts w:ascii="Wingdings" w:hAnsi="Wingdings" w:hint="default"/>
+        <w:sz w:val="20"/>
+      </w:rPr>
+    </w:lvl>
+    <w:lvl w:ilvl="8" w:tentative="1">
+      <w:start w:val="1"/>
+      <w:numFmt w:val="bullet"/>
+      <w:lvlText w:val=""/>
+      <w:lvlJc w:val="left"/>
+      <w:pPr>
+        <w:tabs>
+          <w:tab w:val="num" w:pos="6480"/>
+        </w:tabs>
+        <w:ind w:left="6480" w:hanging="360"/>
+      </w:pPr>
+      <w:rPr>
+        <w:rFonts w:ascii="Wingdings" w:hAnsi="Wingdings" w:hint="default"/>
+        <w:sz w:val="20"/>
+      </w:rPr>
+    </w:lvl>
+  </w:abstractNum>
+  <w:abstractNum w:abstractNumId="11" w15:restartNumberingAfterBreak="0">
     <w:nsid w:val="3D7A2799"/>
     <w:multiLevelType w:val="hybridMultilevel"/>
     <w:tmpl w:val="B65C80F2"/>
@@ -1934,7 +2934,120 @@
       </w:rPr>
     </w:lvl>
   </w:abstractNum>
-  <w:abstractNum w:abstractNumId="7" w15:restartNumberingAfterBreak="0">
+  <w:abstractNum w:abstractNumId="12" w15:restartNumberingAfterBreak="0">
+    <w:nsid w:val="42E63749"/>
+    <w:multiLevelType w:val="multilevel"/>
+    <w:tmpl w:val="2F9CFF1E"/>
+    <w:lvl w:ilvl="0">
+      <w:start w:val="1"/>
+      <w:numFmt w:val="decimal"/>
+      <w:lvlText w:val="%1"/>
+      <w:lvlJc w:val="left"/>
+      <w:pPr>
+        <w:ind w:left="360" w:hanging="360"/>
+      </w:pPr>
+      <w:rPr>
+        <w:rFonts w:hint="default"/>
+      </w:rPr>
+    </w:lvl>
+    <w:lvl w:ilvl="1">
+      <w:start w:val="1"/>
+      <w:numFmt w:val="decimal"/>
+      <w:lvlText w:val="%1.%2"/>
+      <w:lvlJc w:val="left"/>
+      <w:pPr>
+        <w:ind w:left="360" w:hanging="360"/>
+      </w:pPr>
+      <w:rPr>
+        <w:rFonts w:hint="default"/>
+      </w:rPr>
+    </w:lvl>
+    <w:lvl w:ilvl="2">
+      <w:start w:val="1"/>
+      <w:numFmt w:val="decimal"/>
+      <w:lvlText w:val="%1.%2.%3"/>
+      <w:lvlJc w:val="left"/>
+      <w:pPr>
+        <w:ind w:left="720" w:hanging="720"/>
+      </w:pPr>
+      <w:rPr>
+        <w:rFonts w:hint="default"/>
+      </w:rPr>
+    </w:lvl>
+    <w:lvl w:ilvl="3">
+      <w:start w:val="1"/>
+      <w:numFmt w:val="decimal"/>
+      <w:lvlText w:val="%1.%2.%3.%4"/>
+      <w:lvlJc w:val="left"/>
+      <w:pPr>
+        <w:ind w:left="720" w:hanging="720"/>
+      </w:pPr>
+      <w:rPr>
+        <w:rFonts w:hint="default"/>
+      </w:rPr>
+    </w:lvl>
+    <w:lvl w:ilvl="4">
+      <w:start w:val="1"/>
+      <w:numFmt w:val="decimal"/>
+      <w:lvlText w:val="%1.%2.%3.%4.%5"/>
+      <w:lvlJc w:val="left"/>
+      <w:pPr>
+        <w:ind w:left="1080" w:hanging="1080"/>
+      </w:pPr>
+      <w:rPr>
+        <w:rFonts w:hint="default"/>
+      </w:rPr>
+    </w:lvl>
+    <w:lvl w:ilvl="5">
+      <w:start w:val="1"/>
+      <w:numFmt w:val="decimal"/>
+      <w:lvlText w:val="%1.%2.%3.%4.%5.%6"/>
+      <w:lvlJc w:val="left"/>
+      <w:pPr>
+        <w:ind w:left="1080" w:hanging="1080"/>
+      </w:pPr>
+      <w:rPr>
+        <w:rFonts w:hint="default"/>
+      </w:rPr>
+    </w:lvl>
+    <w:lvl w:ilvl="6">
+      <w:start w:val="1"/>
+      <w:numFmt w:val="decimal"/>
+      <w:lvlText w:val="%1.%2.%3.%4.%5.%6.%7"/>
+      <w:lvlJc w:val="left"/>
+      <w:pPr>
+        <w:ind w:left="1440" w:hanging="1440"/>
+      </w:pPr>
+      <w:rPr>
+        <w:rFonts w:hint="default"/>
+      </w:rPr>
+    </w:lvl>
+    <w:lvl w:ilvl="7">
+      <w:start w:val="1"/>
+      <w:numFmt w:val="decimal"/>
+      <w:lvlText w:val="%1.%2.%3.%4.%5.%6.%7.%8"/>
+      <w:lvlJc w:val="left"/>
+      <w:pPr>
+        <w:ind w:left="1440" w:hanging="1440"/>
+      </w:pPr>
+      <w:rPr>
+        <w:rFonts w:hint="default"/>
+      </w:rPr>
+    </w:lvl>
+    <w:lvl w:ilvl="8">
+      <w:start w:val="1"/>
+      <w:numFmt w:val="decimal"/>
+      <w:lvlText w:val="%1.%2.%3.%4.%5.%6.%7.%8.%9"/>
+      <w:lvlJc w:val="left"/>
+      <w:pPr>
+        <w:ind w:left="1440" w:hanging="1440"/>
+      </w:pPr>
+      <w:rPr>
+        <w:rFonts w:hint="default"/>
+      </w:rPr>
+    </w:lvl>
+  </w:abstractNum>
+  <w:abstractNum w:abstractNumId="13" w15:restartNumberingAfterBreak="0">
     <w:nsid w:val="74663C36"/>
     <w:multiLevelType w:val="hybridMultilevel"/>
     <w:tmpl w:val="FD14A30A"/>
@@ -2048,28 +3161,46 @@
     </w:lvl>
   </w:abstractNum>
   <w:num w:numId="1">
-    <w:abstractNumId w:val="2"/>
+    <w:abstractNumId w:val="3"/>
   </w:num>
   <w:num w:numId="2">
     <w:abstractNumId w:val="1"/>
   </w:num>
   <w:num w:numId="3">
-    <w:abstractNumId w:val="6"/>
+    <w:abstractNumId w:val="11"/>
   </w:num>
   <w:num w:numId="4">
-    <w:abstractNumId w:val="4"/>
+    <w:abstractNumId w:val="7"/>
   </w:num>
   <w:num w:numId="5">
     <w:abstractNumId w:val="0"/>
   </w:num>
   <w:num w:numId="6">
+    <w:abstractNumId w:val="8"/>
+  </w:num>
+  <w:num w:numId="7">
     <w:abstractNumId w:val="5"/>
   </w:num>
-  <w:num w:numId="7">
-    <w:abstractNumId w:val="3"/>
+  <w:num w:numId="8">
+    <w:abstractNumId w:val="13"/>
   </w:num>
-  <w:num w:numId="8">
-    <w:abstractNumId w:val="7"/>
+  <w:num w:numId="9">
+    <w:abstractNumId w:val="4"/>
+  </w:num>
+  <w:num w:numId="10">
+    <w:abstractNumId w:val="9"/>
+  </w:num>
+  <w:num w:numId="11">
+    <w:abstractNumId w:val="2"/>
+  </w:num>
+  <w:num w:numId="12">
+    <w:abstractNumId w:val="10"/>
+  </w:num>
+  <w:num w:numId="13">
+    <w:abstractNumId w:val="12"/>
+  </w:num>
+  <w:num w:numId="14">
+    <w:abstractNumId w:val="6"/>
   </w:num>
 </w:numbering>
 </file>
@@ -2539,6 +3670,16 @@
       </w:tblBorders>
     </w:tblPr>
   </w:style>
+  <w:style w:type="character" w:styleId="PlaceholderText">
+    <w:name w:val="Placeholder Text"/>
+    <w:basedOn w:val="DefaultParagraphFont"/>
+    <w:uiPriority w:val="99"/>
+    <w:semiHidden/>
+    <w:rsid w:val="0017117F"/>
+    <w:rPr>
+      <w:color w:val="808080"/>
+    </w:rPr>
+  </w:style>
 </w:styles>
 </file>
 

--- a/docs/BaoCao_QLNT_Nhom9.docx
+++ b/docs/BaoCao_QLNT_Nhom9.docx
@@ -132,7 +132,7 @@
           <w:szCs w:val="28"/>
         </w:rPr>
         <w:drawing>
-          <wp:inline distT="0" distB="0" distL="0" distR="0" wp14:anchorId="63E9373D" wp14:editId="03D6B1F3">
+          <wp:inline distT="0" distB="0" distL="0" distR="0" wp14:anchorId="63E9373D" wp14:editId="25484703">
             <wp:extent cx="1595887" cy="1547819"/>
             <wp:effectExtent l="0" t="0" r="4445" b="0"/>
             <wp:docPr id="1" name="Picture 1" descr="logo-dai-hoc-nha-trang-inkythuatso-1-02-14-45-38"/>
@@ -8557,18 +8557,20 @@
         <w:pStyle w:val="PlainText"/>
         <w:rPr>
           <w:rFonts w:ascii="Times New Roman" w:hAnsi="Times New Roman" w:cs="Times New Roman"/>
-        </w:rPr>
-      </w:pPr>
-      <w:r>
-        <w:rPr>
-          <w:rFonts w:ascii="Times New Roman" w:hAnsi="Times New Roman" w:cs="Times New Roman"/>
           <w:lang w:val="vi-VN"/>
         </w:rPr>
+      </w:pPr>
+      <w:r>
+        <w:rPr>
+          <w:rFonts w:ascii="Times New Roman" w:hAnsi="Times New Roman" w:cs="Times New Roman"/>
+          <w:lang w:val="vi-VN"/>
+        </w:rPr>
         <w:t xml:space="preserve">- </w:t>
       </w:r>
       <w:r>
         <w:rPr>
           <w:rFonts w:ascii="Times New Roman" w:hAnsi="Times New Roman" w:cs="Times New Roman"/>
+          <w:lang w:val="vi-VN"/>
         </w:rPr>
         <w:t>Giao diện sau khi tạo gồm:</w:t>
       </w:r>
@@ -8947,8 +8949,17 @@
           <w:rFonts w:ascii="Times New Roman" w:hAnsi="Times New Roman" w:cs="Times New Roman"/>
           <w:b/>
           <w:bCs/>
-        </w:rPr>
-        <w:t xml:space="preserve"> BƯỚC 3: ĐẶT TÊN BIẾN VÀ CẤU HÌNH THUỘC TÍNH (PROPERTIES SETUP)</w:t>
+          <w:lang w:val="vi-VN"/>
+        </w:rPr>
+        <w:t xml:space="preserve"> </w:t>
+      </w:r>
+      <w:r>
+        <w:rPr>
+          <w:rFonts w:ascii="Times New Roman" w:hAnsi="Times New Roman" w:cs="Times New Roman"/>
+          <w:b/>
+          <w:bCs/>
+        </w:rPr>
+        <w:t>BƯỚC 3: ĐẶT TÊN BIẾN VÀ CẤU HÌNH THUỘC TÍNH (PROPERTIES SETUP)</w:t>
       </w:r>
     </w:p>
     <w:p>
@@ -9059,6 +9070,521 @@
         <w:t>Đây là tên dùng để gọi control khi viết code. Cần đặt tên theo chuẩn lạc đà (camelCase) kết hợp tiền tố gợi nhớ:</w:t>
       </w:r>
     </w:p>
+    <w:tbl>
+      <w:tblPr>
+        <w:tblStyle w:val="TableGrid"/>
+        <w:tblW w:w="0" w:type="auto"/>
+        <w:tblLook w:val="04A0" w:firstRow="1" w:lastRow="0" w:firstColumn="1" w:lastColumn="0" w:noHBand="0" w:noVBand="1"/>
+      </w:tblPr>
+      <w:tblGrid>
+        <w:gridCol w:w="3131"/>
+        <w:gridCol w:w="3132"/>
+        <w:gridCol w:w="3132"/>
+      </w:tblGrid>
+      <w:tr>
+        <w:tc>
+          <w:tcPr>
+            <w:tcW w:w="3131" w:type="dxa"/>
+            <w:vAlign w:val="center"/>
+          </w:tcPr>
+          <w:p>
+            <w:pPr>
+              <w:pStyle w:val="PlainText"/>
+              <w:rPr>
+                <w:rFonts w:ascii="Times New Roman" w:hAnsi="Times New Roman" w:cs="Times New Roman"/>
+              </w:rPr>
+            </w:pPr>
+            <w:r>
+              <w:rPr>
+                <w:rFonts w:ascii="Times New Roman" w:hAnsi="Times New Roman" w:cs="Times New Roman"/>
+                <w:b/>
+                <w:bCs/>
+                <w:color w:val="000000"/>
+                <w:sz w:val="22"/>
+                <w:szCs w:val="22"/>
+              </w:rPr>
+              <w:t>Loại Control</w:t>
+            </w:r>
+          </w:p>
+        </w:tc>
+        <w:tc>
+          <w:tcPr>
+            <w:tcW w:w="3132" w:type="dxa"/>
+            <w:vAlign w:val="center"/>
+          </w:tcPr>
+          <w:p>
+            <w:pPr>
+              <w:pStyle w:val="PlainText"/>
+              <w:rPr>
+                <w:rFonts w:ascii="Times New Roman" w:hAnsi="Times New Roman" w:cs="Times New Roman"/>
+              </w:rPr>
+            </w:pPr>
+            <w:r>
+              <w:rPr>
+                <w:rFonts w:ascii="Times New Roman" w:hAnsi="Times New Roman" w:cs="Times New Roman"/>
+                <w:b/>
+                <w:bCs/>
+                <w:color w:val="000000"/>
+                <w:sz w:val="22"/>
+                <w:szCs w:val="22"/>
+              </w:rPr>
+              <w:t>Tiền tố khuyến nghị</w:t>
+            </w:r>
+          </w:p>
+        </w:tc>
+        <w:tc>
+          <w:tcPr>
+            <w:tcW w:w="3132" w:type="dxa"/>
+            <w:vAlign w:val="center"/>
+          </w:tcPr>
+          <w:p>
+            <w:pPr>
+              <w:pStyle w:val="PlainText"/>
+              <w:rPr>
+                <w:rFonts w:ascii="Times New Roman" w:hAnsi="Times New Roman" w:cs="Times New Roman"/>
+              </w:rPr>
+            </w:pPr>
+            <w:r>
+              <w:rPr>
+                <w:rFonts w:ascii="Times New Roman" w:hAnsi="Times New Roman" w:cs="Times New Roman"/>
+                <w:b/>
+                <w:bCs/>
+                <w:color w:val="000000"/>
+                <w:sz w:val="22"/>
+                <w:szCs w:val="22"/>
+              </w:rPr>
+              <w:t>Ví dụ</w:t>
+            </w:r>
+          </w:p>
+        </w:tc>
+      </w:tr>
+      <w:tr>
+        <w:tc>
+          <w:tcPr>
+            <w:tcW w:w="3131" w:type="dxa"/>
+            <w:vAlign w:val="center"/>
+          </w:tcPr>
+          <w:p>
+            <w:pPr>
+              <w:pStyle w:val="PlainText"/>
+              <w:rPr>
+                <w:rFonts w:ascii="Times New Roman" w:hAnsi="Times New Roman" w:cs="Times New Roman"/>
+              </w:rPr>
+            </w:pPr>
+            <w:r>
+              <w:rPr>
+                <w:rFonts w:ascii="Times New Roman" w:hAnsi="Times New Roman" w:cs="Times New Roman"/>
+                <w:color w:val="000000"/>
+                <w:sz w:val="22"/>
+                <w:szCs w:val="22"/>
+              </w:rPr>
+              <w:t>Form</w:t>
+            </w:r>
+          </w:p>
+        </w:tc>
+        <w:tc>
+          <w:tcPr>
+            <w:tcW w:w="3132" w:type="dxa"/>
+            <w:vAlign w:val="center"/>
+          </w:tcPr>
+          <w:p>
+            <w:pPr>
+              <w:pStyle w:val="PlainText"/>
+              <w:rPr>
+                <w:rFonts w:ascii="Times New Roman" w:hAnsi="Times New Roman" w:cs="Times New Roman"/>
+              </w:rPr>
+            </w:pPr>
+            <w:r>
+              <w:rPr>
+                <w:rFonts w:ascii="Times New Roman" w:hAnsi="Times New Roman" w:cs="Times New Roman"/>
+                <w:color w:val="000000"/>
+                <w:sz w:val="22"/>
+                <w:szCs w:val="22"/>
+              </w:rPr>
+              <w:t>frm</w:t>
+            </w:r>
+          </w:p>
+        </w:tc>
+        <w:tc>
+          <w:tcPr>
+            <w:tcW w:w="3132" w:type="dxa"/>
+            <w:vAlign w:val="center"/>
+          </w:tcPr>
+          <w:p>
+            <w:pPr>
+              <w:pStyle w:val="PlainText"/>
+              <w:rPr>
+                <w:rFonts w:ascii="Times New Roman" w:hAnsi="Times New Roman" w:cs="Times New Roman"/>
+              </w:rPr>
+            </w:pPr>
+            <w:r>
+              <w:rPr>
+                <w:rFonts w:ascii="Times New Roman" w:hAnsi="Times New Roman" w:cs="Times New Roman"/>
+                <w:color w:val="000000"/>
+                <w:sz w:val="22"/>
+                <w:szCs w:val="22"/>
+              </w:rPr>
+              <w:t>frmDangNhap, frmMain</w:t>
+            </w:r>
+          </w:p>
+        </w:tc>
+      </w:tr>
+      <w:tr>
+        <w:tc>
+          <w:tcPr>
+            <w:tcW w:w="3131" w:type="dxa"/>
+            <w:vAlign w:val="center"/>
+          </w:tcPr>
+          <w:p>
+            <w:pPr>
+              <w:pStyle w:val="PlainText"/>
+              <w:rPr>
+                <w:rFonts w:ascii="Times New Roman" w:hAnsi="Times New Roman" w:cs="Times New Roman"/>
+              </w:rPr>
+            </w:pPr>
+            <w:r>
+              <w:rPr>
+                <w:rFonts w:ascii="Times New Roman" w:hAnsi="Times New Roman" w:cs="Times New Roman"/>
+                <w:color w:val="000000"/>
+                <w:sz w:val="22"/>
+                <w:szCs w:val="22"/>
+              </w:rPr>
+              <w:t>Button</w:t>
+            </w:r>
+          </w:p>
+        </w:tc>
+        <w:tc>
+          <w:tcPr>
+            <w:tcW w:w="3132" w:type="dxa"/>
+            <w:vAlign w:val="center"/>
+          </w:tcPr>
+          <w:p>
+            <w:pPr>
+              <w:pStyle w:val="PlainText"/>
+              <w:rPr>
+                <w:rFonts w:ascii="Times New Roman" w:hAnsi="Times New Roman" w:cs="Times New Roman"/>
+              </w:rPr>
+            </w:pPr>
+            <w:r>
+              <w:rPr>
+                <w:rFonts w:ascii="Times New Roman" w:hAnsi="Times New Roman" w:cs="Times New Roman"/>
+                <w:color w:val="000000"/>
+                <w:sz w:val="22"/>
+                <w:szCs w:val="22"/>
+              </w:rPr>
+              <w:t>btn</w:t>
+            </w:r>
+          </w:p>
+        </w:tc>
+        <w:tc>
+          <w:tcPr>
+            <w:tcW w:w="3132" w:type="dxa"/>
+            <w:vAlign w:val="center"/>
+          </w:tcPr>
+          <w:p>
+            <w:pPr>
+              <w:pStyle w:val="PlainText"/>
+              <w:rPr>
+                <w:rFonts w:ascii="Times New Roman" w:hAnsi="Times New Roman" w:cs="Times New Roman"/>
+              </w:rPr>
+            </w:pPr>
+            <w:r>
+              <w:rPr>
+                <w:rFonts w:ascii="Times New Roman" w:hAnsi="Times New Roman" w:cs="Times New Roman"/>
+                <w:color w:val="000000"/>
+                <w:sz w:val="22"/>
+                <w:szCs w:val="22"/>
+              </w:rPr>
+              <w:t>btnThem, btnXoa, btnLuu</w:t>
+            </w:r>
+          </w:p>
+        </w:tc>
+      </w:tr>
+      <w:tr>
+        <w:tc>
+          <w:tcPr>
+            <w:tcW w:w="3131" w:type="dxa"/>
+            <w:vAlign w:val="center"/>
+          </w:tcPr>
+          <w:p>
+            <w:pPr>
+              <w:pStyle w:val="PlainText"/>
+              <w:rPr>
+                <w:rFonts w:ascii="Times New Roman" w:hAnsi="Times New Roman" w:cs="Times New Roman"/>
+              </w:rPr>
+            </w:pPr>
+            <w:r>
+              <w:rPr>
+                <w:rFonts w:ascii="Times New Roman" w:hAnsi="Times New Roman" w:cs="Times New Roman"/>
+                <w:color w:val="000000"/>
+                <w:sz w:val="22"/>
+                <w:szCs w:val="22"/>
+              </w:rPr>
+              <w:t>TextBox</w:t>
+            </w:r>
+          </w:p>
+        </w:tc>
+        <w:tc>
+          <w:tcPr>
+            <w:tcW w:w="3132" w:type="dxa"/>
+            <w:vAlign w:val="center"/>
+          </w:tcPr>
+          <w:p>
+            <w:pPr>
+              <w:pStyle w:val="PlainText"/>
+              <w:rPr>
+                <w:rFonts w:ascii="Times New Roman" w:hAnsi="Times New Roman" w:cs="Times New Roman"/>
+              </w:rPr>
+            </w:pPr>
+            <w:r>
+              <w:rPr>
+                <w:rFonts w:ascii="Times New Roman" w:hAnsi="Times New Roman" w:cs="Times New Roman"/>
+                <w:color w:val="000000"/>
+                <w:sz w:val="22"/>
+                <w:szCs w:val="22"/>
+              </w:rPr>
+              <w:t>txt</w:t>
+            </w:r>
+          </w:p>
+        </w:tc>
+        <w:tc>
+          <w:tcPr>
+            <w:tcW w:w="3132" w:type="dxa"/>
+            <w:vAlign w:val="center"/>
+          </w:tcPr>
+          <w:p>
+            <w:pPr>
+              <w:pStyle w:val="PlainText"/>
+              <w:rPr>
+                <w:rFonts w:ascii="Times New Roman" w:hAnsi="Times New Roman" w:cs="Times New Roman"/>
+              </w:rPr>
+            </w:pPr>
+            <w:r>
+              <w:rPr>
+                <w:rFonts w:ascii="Times New Roman" w:hAnsi="Times New Roman" w:cs="Times New Roman"/>
+                <w:color w:val="000000"/>
+                <w:sz w:val="22"/>
+                <w:szCs w:val="22"/>
+              </w:rPr>
+              <w:t>txtHoTen, txtMaSV</w:t>
+            </w:r>
+          </w:p>
+        </w:tc>
+      </w:tr>
+      <w:tr>
+        <w:tc>
+          <w:tcPr>
+            <w:tcW w:w="3131" w:type="dxa"/>
+            <w:vAlign w:val="center"/>
+          </w:tcPr>
+          <w:p>
+            <w:pPr>
+              <w:pStyle w:val="PlainText"/>
+              <w:rPr>
+                <w:rFonts w:ascii="Times New Roman" w:hAnsi="Times New Roman" w:cs="Times New Roman"/>
+              </w:rPr>
+            </w:pPr>
+            <w:r>
+              <w:rPr>
+                <w:rFonts w:ascii="Times New Roman" w:hAnsi="Times New Roman" w:cs="Times New Roman"/>
+                <w:color w:val="000000"/>
+                <w:sz w:val="22"/>
+                <w:szCs w:val="22"/>
+              </w:rPr>
+              <w:t>ComboBox</w:t>
+            </w:r>
+          </w:p>
+        </w:tc>
+        <w:tc>
+          <w:tcPr>
+            <w:tcW w:w="3132" w:type="dxa"/>
+            <w:vAlign w:val="center"/>
+          </w:tcPr>
+          <w:p>
+            <w:pPr>
+              <w:pStyle w:val="PlainText"/>
+              <w:rPr>
+                <w:rFonts w:ascii="Times New Roman" w:hAnsi="Times New Roman" w:cs="Times New Roman"/>
+              </w:rPr>
+            </w:pPr>
+            <w:r>
+              <w:rPr>
+                <w:rFonts w:ascii="Times New Roman" w:hAnsi="Times New Roman" w:cs="Times New Roman"/>
+                <w:color w:val="000000"/>
+                <w:sz w:val="22"/>
+                <w:szCs w:val="22"/>
+              </w:rPr>
+              <w:t>cbo hoặc cmb</w:t>
+            </w:r>
+          </w:p>
+        </w:tc>
+        <w:tc>
+          <w:tcPr>
+            <w:tcW w:w="3132" w:type="dxa"/>
+            <w:vAlign w:val="center"/>
+          </w:tcPr>
+          <w:p>
+            <w:pPr>
+              <w:pStyle w:val="PlainText"/>
+              <w:rPr>
+                <w:rFonts w:ascii="Times New Roman" w:hAnsi="Times New Roman" w:cs="Times New Roman"/>
+              </w:rPr>
+            </w:pPr>
+            <w:r>
+              <w:rPr>
+                <w:rFonts w:ascii="Times New Roman" w:hAnsi="Times New Roman" w:cs="Times New Roman"/>
+                <w:color w:val="000000"/>
+                <w:sz w:val="22"/>
+                <w:szCs w:val="22"/>
+              </w:rPr>
+              <w:t>cboLop, cboGioiTinh</w:t>
+            </w:r>
+          </w:p>
+        </w:tc>
+      </w:tr>
+      <w:tr>
+        <w:tc>
+          <w:tcPr>
+            <w:tcW w:w="3131" w:type="dxa"/>
+            <w:vAlign w:val="center"/>
+          </w:tcPr>
+          <w:p>
+            <w:pPr>
+              <w:pStyle w:val="PlainText"/>
+              <w:rPr>
+                <w:rFonts w:ascii="Times New Roman" w:hAnsi="Times New Roman" w:cs="Times New Roman"/>
+              </w:rPr>
+            </w:pPr>
+            <w:r>
+              <w:rPr>
+                <w:rFonts w:ascii="Times New Roman" w:hAnsi="Times New Roman" w:cs="Times New Roman"/>
+                <w:color w:val="000000"/>
+                <w:sz w:val="22"/>
+                <w:szCs w:val="22"/>
+              </w:rPr>
+              <w:t>DataGridView</w:t>
+            </w:r>
+          </w:p>
+        </w:tc>
+        <w:tc>
+          <w:tcPr>
+            <w:tcW w:w="3132" w:type="dxa"/>
+            <w:vAlign w:val="center"/>
+          </w:tcPr>
+          <w:p>
+            <w:pPr>
+              <w:pStyle w:val="PlainText"/>
+              <w:rPr>
+                <w:rFonts w:ascii="Times New Roman" w:hAnsi="Times New Roman" w:cs="Times New Roman"/>
+              </w:rPr>
+            </w:pPr>
+            <w:r>
+              <w:rPr>
+                <w:rFonts w:ascii="Times New Roman" w:hAnsi="Times New Roman" w:cs="Times New Roman"/>
+                <w:color w:val="000000"/>
+                <w:sz w:val="22"/>
+                <w:szCs w:val="22"/>
+              </w:rPr>
+              <w:t>dgv</w:t>
+            </w:r>
+          </w:p>
+        </w:tc>
+        <w:tc>
+          <w:tcPr>
+            <w:tcW w:w="3132" w:type="dxa"/>
+            <w:vAlign w:val="center"/>
+          </w:tcPr>
+          <w:p>
+            <w:pPr>
+              <w:pStyle w:val="PlainText"/>
+              <w:rPr>
+                <w:rFonts w:ascii="Times New Roman" w:hAnsi="Times New Roman" w:cs="Times New Roman"/>
+              </w:rPr>
+            </w:pPr>
+            <w:r>
+              <w:rPr>
+                <w:rFonts w:ascii="Times New Roman" w:hAnsi="Times New Roman" w:cs="Times New Roman"/>
+                <w:color w:val="000000"/>
+                <w:sz w:val="22"/>
+                <w:szCs w:val="22"/>
+              </w:rPr>
+              <w:t>dgvSinhVien, dgvHoaDon</w:t>
+            </w:r>
+          </w:p>
+        </w:tc>
+      </w:tr>
+      <w:tr>
+        <w:tc>
+          <w:tcPr>
+            <w:tcW w:w="3131" w:type="dxa"/>
+            <w:vAlign w:val="center"/>
+          </w:tcPr>
+          <w:p>
+            <w:pPr>
+              <w:pStyle w:val="PlainText"/>
+              <w:rPr>
+                <w:rFonts w:ascii="Times New Roman" w:hAnsi="Times New Roman" w:cs="Times New Roman"/>
+              </w:rPr>
+            </w:pPr>
+            <w:r>
+              <w:rPr>
+                <w:rFonts w:ascii="Times New Roman" w:hAnsi="Times New Roman" w:cs="Times New Roman"/>
+                <w:color w:val="000000"/>
+                <w:sz w:val="22"/>
+                <w:szCs w:val="22"/>
+              </w:rPr>
+              <w:t>Label</w:t>
+            </w:r>
+          </w:p>
+        </w:tc>
+        <w:tc>
+          <w:tcPr>
+            <w:tcW w:w="3132" w:type="dxa"/>
+            <w:vAlign w:val="center"/>
+          </w:tcPr>
+          <w:p>
+            <w:pPr>
+              <w:pStyle w:val="PlainText"/>
+              <w:rPr>
+                <w:rFonts w:ascii="Times New Roman" w:hAnsi="Times New Roman" w:cs="Times New Roman"/>
+              </w:rPr>
+            </w:pPr>
+            <w:r>
+              <w:rPr>
+                <w:rFonts w:ascii="Times New Roman" w:hAnsi="Times New Roman" w:cs="Times New Roman"/>
+                <w:color w:val="000000"/>
+                <w:sz w:val="22"/>
+                <w:szCs w:val="22"/>
+              </w:rPr>
+              <w:t>lbl</w:t>
+            </w:r>
+          </w:p>
+        </w:tc>
+        <w:tc>
+          <w:tcPr>
+            <w:tcW w:w="3132" w:type="dxa"/>
+            <w:vAlign w:val="center"/>
+          </w:tcPr>
+          <w:p>
+            <w:pPr>
+              <w:pStyle w:val="PlainText"/>
+              <w:rPr>
+                <w:rFonts w:ascii="Times New Roman" w:hAnsi="Times New Roman" w:cs="Times New Roman"/>
+              </w:rPr>
+            </w:pPr>
+            <w:r>
+              <w:rPr>
+                <w:rFonts w:ascii="Times New Roman" w:hAnsi="Times New Roman" w:cs="Times New Roman"/>
+                <w:color w:val="000000"/>
+                <w:sz w:val="22"/>
+                <w:szCs w:val="22"/>
+              </w:rPr>
+              <w:t>lblTieuDe, lblThongBao</w:t>
+            </w:r>
+          </w:p>
+        </w:tc>
+      </w:tr>
+    </w:tbl>
     <w:p>
       <w:pPr>
         <w:pStyle w:val="PlainText"/>
@@ -9108,6 +9634,7 @@
           <w:rFonts w:ascii="Times New Roman" w:hAnsi="Times New Roman" w:cs="Times New Roman"/>
           <w:lang w:val="vi-VN"/>
         </w:rPr>
+        <w:lastRenderedPageBreak/>
         <w:t>+</w:t>
       </w:r>
       <w:r>
@@ -9312,7 +9839,6 @@
           <w:rFonts w:ascii="Times New Roman" w:hAnsi="Times New Roman" w:cs="Times New Roman"/>
           <w:lang w:val="vi-VN"/>
         </w:rPr>
-        <w:lastRenderedPageBreak/>
         <w:t>-</w:t>
       </w:r>
       <w:r>
@@ -9818,7 +10344,7 @@
           <w:bCs/>
           <w:lang w:val="vi-VN"/>
         </w:rPr>
-        <w:t xml:space="preserve">Bước 6: </w:t>
+        <w:t xml:space="preserve">Bước 6: Kiểm </w:t>
       </w:r>
       <w:r>
         <w:rPr>
@@ -9827,15 +10353,6 @@
           <w:bCs/>
           <w:lang w:val="vi-VN"/>
         </w:rPr>
-        <w:t xml:space="preserve">Kiểm </w:t>
-      </w:r>
-      <w:r>
-        <w:rPr>
-          <w:rFonts w:ascii="Times New Roman" w:hAnsi="Times New Roman" w:cs="Times New Roman"/>
-          <w:b/>
-          <w:bCs/>
-          <w:lang w:val="vi-VN"/>
-        </w:rPr>
         <w:t>thử:</w:t>
       </w:r>
     </w:p>
@@ -9851,6 +10368,7 @@
       <w:r>
         <w:rPr>
           <w:rFonts w:ascii="Times New Roman" w:hAnsi="Times New Roman" w:cs="Times New Roman"/>
+          <w:noProof/>
           <w:lang w:val="vi-VN"/>
         </w:rPr>
         <w:drawing>
@@ -9902,6 +10420,7 @@
       <w:r>
         <w:rPr>
           <w:rFonts w:ascii="Times New Roman" w:hAnsi="Times New Roman" w:cs="Times New Roman"/>
+          <w:noProof/>
           <w:lang w:val="vi-VN"/>
         </w:rPr>
         <w:lastRenderedPageBreak/>
@@ -9954,6 +10473,7 @@
       <w:r>
         <w:rPr>
           <w:rFonts w:ascii="Times New Roman" w:hAnsi="Times New Roman" w:cs="Times New Roman"/>
+          <w:noProof/>
           <w:lang w:val="vi-VN"/>
         </w:rPr>
         <w:drawing>
@@ -10005,6 +10525,7 @@
       <w:r>
         <w:rPr>
           <w:rFonts w:ascii="Times New Roman" w:hAnsi="Times New Roman" w:cs="Times New Roman"/>
+          <w:noProof/>
           <w:lang w:val="vi-VN"/>
         </w:rPr>
         <w:lastRenderedPageBreak/>
@@ -10057,6 +10578,7 @@
       <w:r>
         <w:rPr>
           <w:rFonts w:ascii="Times New Roman" w:hAnsi="Times New Roman" w:cs="Times New Roman"/>
+          <w:noProof/>
           <w:lang w:val="vi-VN"/>
         </w:rPr>
         <w:drawing>
@@ -14916,6 +15438,7 @@
   <w:style w:type="character" w:default="1" w:styleId="DefaultParagraphFont">
     <w:name w:val="Default Paragraph Font"/>
     <w:uiPriority w:val="1"/>
+    <w:semiHidden/>
     <w:unhideWhenUsed/>
   </w:style>
   <w:style w:type="table" w:default="1" w:styleId="TableNormal">

--- a/docs/BaoCao_QLNT_Nhom9.docx
+++ b/docs/BaoCao_QLNT_Nhom9.docx
@@ -109,7 +109,7 @@
           <w:szCs w:val="28"/>
         </w:rPr>
         <w:drawing>
-          <wp:inline distT="0" distB="0" distL="0" distR="0" wp14:anchorId="4268D9E3" wp14:editId="5966B9A9">
+          <wp:inline distT="0" distB="0" distL="0" distR="0" wp14:anchorId="4268D9E3" wp14:editId="5A2DE09C">
             <wp:extent cx="1595887" cy="1547819"/>
             <wp:effectExtent l="0" t="0" r="4445" b="0"/>
             <wp:docPr id="1" name="Picture 1" descr="logo-dai-hoc-nha-trang-inkythuatso-1-02-14-45-38"/>
@@ -10363,7 +10363,35 @@
           <w:sz w:val="24"/>
           <w:szCs w:val="24"/>
         </w:rPr>
-        <w:t>Hình 1. Giao diện hiển thị thông tin tù nhân có mã TN001</w:t>
+        <w:t>Hình 1. Giao diện hiển thị thông tin</w:t>
+      </w:r>
+      <w:r>
+        <w:rPr>
+          <w:rFonts w:ascii="Times New Roman" w:hAnsi="Times New Roman" w:cs="Times New Roman"/>
+          <w:i/>
+          <w:sz w:val="24"/>
+          <w:szCs w:val="24"/>
+        </w:rPr>
+        <w:t xml:space="preserve"> </w:t>
+      </w:r>
+      <w:r>
+        <w:rPr>
+          <w:rFonts w:ascii="Times New Roman" w:hAnsi="Times New Roman" w:cs="Times New Roman"/>
+          <w:i/>
+          <w:sz w:val="24"/>
+          <w:szCs w:val="24"/>
+          <w:lang w:val="vi-VN"/>
+        </w:rPr>
+        <w:t>bảng TUNHAN, đang hiển thị</w:t>
+      </w:r>
+      <w:r>
+        <w:rPr>
+          <w:rFonts w:ascii="Times New Roman" w:hAnsi="Times New Roman" w:cs="Times New Roman"/>
+          <w:i/>
+          <w:sz w:val="24"/>
+          <w:szCs w:val="24"/>
+        </w:rPr>
+        <w:t xml:space="preserve"> tù nhân có mã TN001</w:t>
       </w:r>
     </w:p>
     <w:p>
@@ -10522,16 +10550,7 @@
           <w:sz w:val="24"/>
           <w:szCs w:val="24"/>
         </w:rPr>
-        <w:t xml:space="preserve">Hình 2. Giao diện hiển thị thông tin bảng </w:t>
-      </w:r>
-      <w:r>
-        <w:rPr>
-          <w:rFonts w:ascii="Times New Roman" w:hAnsi="Times New Roman" w:cs="Times New Roman"/>
-          <w:i/>
-          <w:sz w:val="24"/>
-          <w:szCs w:val="24"/>
-        </w:rPr>
-        <w:t>LICHTHAMNUOI</w:t>
+        <w:t>Hình 2. Giao diện hiển thị thông tin bảng LICHTHAMNUOI</w:t>
       </w:r>
     </w:p>
     <w:p>
